--- a/Backend/src/templates/qas/FOR Acta QA Instalación WLAN.docx
+++ b/Backend/src/templates/qas/FOR Acta QA Instalación WLAN.docx
@@ -38,558 +38,551 @@
           <w:lang w:val="es-CO"/>
         </w:rPr>
         <w:t>Visita Número:</w:t>
-      </w:r>
-      <w:r>
-        <w:rPr>
-          <w:rFonts w:ascii="Arial" w:hAnsi="Arial" w:cs="Arial"/>
-          <w:b/>
-          <w:lang w:val="es-CO"/>
-        </w:rPr>
         <w:tab/>
-      </w:r>
-      <w:r>
-        <w:rPr>
-          <w:rFonts w:ascii="Arial" w:hAnsi="Arial" w:cs="Arial"/>
-          <w:b/>
-          <w:lang w:val="es-CO"/>
-        </w:rPr>
+        <w:t>{visita_numero}</w:t>
+      </w:r>
+      <w:r>
+        <w:rPr>
+          <w:rFonts w:ascii="Arial" w:hAnsi="Arial" w:cs="Arial"/>
+          <w:b/>
+          <w:lang w:val="es-CO"/>
+        </w:rPr>
+      </w:r>
+      <w:r>
+        <w:rPr>
+          <w:rFonts w:ascii="Arial" w:hAnsi="Arial" w:cs="Arial"/>
+          <w:b/>
+          <w:lang w:val="es-CO"/>
+        </w:rPr>
+      </w:r>
+      <w:r>
+        <w:rPr>
+          <w:rFonts w:ascii="Arial" w:hAnsi="Arial" w:cs="Arial"/>
+          <w:b/>
+          <w:lang w:val="es-CO"/>
+        </w:rPr>
+      </w:r>
+    </w:p>
+    <w:p>
+      <w:pPr>
+        <w:rPr>
+          <w:rFonts w:ascii="Arial" w:hAnsi="Arial" w:cs="Arial"/>
+          <w:b/>
+          <w:lang w:val="es-CO"/>
+        </w:rPr>
+      </w:pPr>
+      <w:r>
+        <w:rPr>
+          <w:rFonts w:ascii="Arial" w:hAnsi="Arial" w:cs="Arial"/>
+          <w:b/>
+          <w:lang w:val="es-CO"/>
+        </w:rPr>
+        <w:t>Fecha Ejecución:</w:t>
         <w:tab/>
-      </w:r>
-      <w:r>
-        <w:rPr>
-          <w:rFonts w:ascii="Arial" w:hAnsi="Arial" w:cs="Arial"/>
-          <w:b/>
-          <w:lang w:val="es-CO"/>
-        </w:rPr>
+        <w:t>{fecha_ejecucion}</w:t>
+      </w:r>
+      <w:r>
+        <w:rPr>
+          <w:rFonts w:ascii="Arial" w:hAnsi="Arial" w:cs="Arial"/>
+          <w:b/>
+          <w:lang w:val="es-CO"/>
+        </w:rPr>
+      </w:r>
+      <w:r>
+        <w:rPr>
+          <w:rFonts w:ascii="Arial" w:hAnsi="Arial" w:cs="Arial"/>
+          <w:b/>
+          <w:lang w:val="es-CO"/>
+        </w:rPr>
+      </w:r>
+    </w:p>
+    <w:p>
+      <w:pPr>
+        <w:rPr>
+          <w:rFonts w:ascii="Arial" w:hAnsi="Arial" w:cs="Arial"/>
+          <w:b/>
+          <w:lang w:val="es-CO"/>
+        </w:rPr>
+      </w:pPr>
+      <w:r>
+        <w:rPr>
+          <w:rFonts w:ascii="Arial" w:hAnsi="Arial" w:cs="Arial"/>
+          <w:b/>
+          <w:lang w:val="es-CO"/>
+        </w:rPr>
+        <w:t>Hora Inicio:</w:t>
         <w:tab/>
-      </w:r>
-    </w:p>
-    <w:p>
-      <w:pPr>
-        <w:rPr>
-          <w:rFonts w:ascii="Arial" w:hAnsi="Arial" w:cs="Arial"/>
-          <w:b/>
-          <w:lang w:val="es-CO"/>
-        </w:rPr>
-      </w:pPr>
-      <w:r>
-        <w:rPr>
-          <w:rFonts w:ascii="Arial" w:hAnsi="Arial" w:cs="Arial"/>
-          <w:b/>
-          <w:lang w:val="es-CO"/>
-        </w:rPr>
-        <w:t>Fecha Ejecución:</w:t>
-      </w:r>
-      <w:r>
-        <w:rPr>
-          <w:rFonts w:ascii="Arial" w:hAnsi="Arial" w:cs="Arial"/>
-          <w:b/>
-          <w:lang w:val="es-CO"/>
-        </w:rPr>
+        <w:t>{hora_inicio}</w:t>
+      </w:r>
+      <w:r>
+        <w:rPr>
+          <w:rFonts w:ascii="Arial" w:hAnsi="Arial" w:cs="Arial"/>
+          <w:b/>
+          <w:lang w:val="es-CO"/>
+        </w:rPr>
+      </w:r>
+      <w:r>
+        <w:rPr>
+          <w:rFonts w:ascii="Arial" w:hAnsi="Arial" w:cs="Arial"/>
+          <w:b/>
+          <w:lang w:val="es-CO"/>
+        </w:rPr>
+      </w:r>
+      <w:r>
+        <w:rPr>
+          <w:rFonts w:ascii="Arial" w:hAnsi="Arial" w:cs="Arial"/>
+          <w:b/>
+          <w:lang w:val="es-CO"/>
+        </w:rPr>
+      </w:r>
+    </w:p>
+    <w:p>
+      <w:pPr>
+        <w:rPr>
+          <w:rFonts w:ascii="Arial" w:hAnsi="Arial" w:cs="Arial"/>
+          <w:b/>
+          <w:lang w:val="es-CO"/>
+        </w:rPr>
+      </w:pPr>
+      <w:r>
+        <w:rPr>
+          <w:rFonts w:ascii="Arial" w:hAnsi="Arial" w:cs="Arial"/>
+          <w:b/>
+          <w:lang w:val="es-CO"/>
+        </w:rPr>
+        <w:t>Tiempo Transporte:</w:t>
         <w:tab/>
-      </w:r>
-      <w:r>
-        <w:rPr>
-          <w:rFonts w:ascii="Arial" w:hAnsi="Arial" w:cs="Arial"/>
-          <w:b/>
-          <w:lang w:val="es-CO"/>
-        </w:rPr>
+        <w:t>{tiempo_transporte}</w:t>
+      </w:r>
+      <w:r>
+        <w:rPr>
+          <w:rFonts w:ascii="Arial" w:hAnsi="Arial" w:cs="Arial"/>
+          <w:b/>
+          <w:lang w:val="es-CO"/>
+        </w:rPr>
+      </w:r>
+      <w:r>
+        <w:rPr>
+          <w:rFonts w:ascii="Arial" w:hAnsi="Arial" w:cs="Arial"/>
+          <w:b/>
+          <w:lang w:val="es-CO"/>
+        </w:rPr>
+      </w:r>
+    </w:p>
+    <w:p>
+      <w:pPr>
+        <w:rPr>
+          <w:rFonts w:ascii="Arial" w:hAnsi="Arial" w:cs="Arial"/>
+          <w:b/>
+          <w:lang w:val="es-CO"/>
+        </w:rPr>
+      </w:pPr>
+      <w:r>
+        <w:rPr>
+          <w:rFonts w:ascii="Arial" w:hAnsi="Arial" w:cs="Arial"/>
+          <w:b/>
+          <w:lang w:val="es-CO"/>
+        </w:rPr>
+        <w:t>Tiempo Antesala:</w:t>
         <w:tab/>
-      </w:r>
-    </w:p>
-    <w:p>
-      <w:pPr>
-        <w:rPr>
-          <w:rFonts w:ascii="Arial" w:hAnsi="Arial" w:cs="Arial"/>
-          <w:b/>
-          <w:lang w:val="es-CO"/>
-        </w:rPr>
-      </w:pPr>
-      <w:r>
-        <w:rPr>
-          <w:rFonts w:ascii="Arial" w:hAnsi="Arial" w:cs="Arial"/>
-          <w:b/>
-          <w:lang w:val="es-CO"/>
-        </w:rPr>
-        <w:t>Hora Inicio:</w:t>
-      </w:r>
-      <w:r>
-        <w:rPr>
-          <w:rFonts w:ascii="Arial" w:hAnsi="Arial" w:cs="Arial"/>
-          <w:b/>
-          <w:lang w:val="es-CO"/>
-        </w:rPr>
+        <w:t>{tiempo_antesala}</w:t>
+      </w:r>
+      <w:r>
+        <w:rPr>
+          <w:rFonts w:ascii="Arial" w:hAnsi="Arial" w:cs="Arial"/>
+          <w:b/>
+          <w:lang w:val="es-CO"/>
+        </w:rPr>
+      </w:r>
+      <w:r>
+        <w:rPr>
+          <w:rFonts w:ascii="Arial" w:hAnsi="Arial" w:cs="Arial"/>
+          <w:b/>
+          <w:lang w:val="es-CO"/>
+        </w:rPr>
+      </w:r>
+    </w:p>
+    <w:p>
+      <w:pPr>
+        <w:rPr>
+          <w:rFonts w:ascii="Arial" w:hAnsi="Arial" w:cs="Arial"/>
+          <w:b/>
+          <w:lang w:val="es-CO"/>
+        </w:rPr>
+      </w:pPr>
+      <w:r>
+        <w:rPr>
+          <w:rFonts w:ascii="Arial" w:hAnsi="Arial" w:cs="Arial"/>
+          <w:b/>
+          <w:lang w:val="es-CO"/>
+        </w:rPr>
+        <w:t>Tiempo Ejecución:</w:t>
         <w:tab/>
-      </w:r>
-      <w:r>
-        <w:rPr>
-          <w:rFonts w:ascii="Arial" w:hAnsi="Arial" w:cs="Arial"/>
-          <w:b/>
-          <w:lang w:val="es-CO"/>
-        </w:rPr>
+        <w:t>{tiempo_ejecucion}</w:t>
+      </w:r>
+      <w:r>
+        <w:rPr>
+          <w:rFonts w:ascii="Arial" w:hAnsi="Arial" w:cs="Arial"/>
+          <w:b/>
+          <w:lang w:val="es-CO"/>
+        </w:rPr>
+      </w:r>
+      <w:r>
+        <w:rPr>
+          <w:rFonts w:ascii="Arial" w:hAnsi="Arial" w:cs="Arial"/>
+          <w:b/>
+          <w:lang w:val="es-CO"/>
+        </w:rPr>
+      </w:r>
+    </w:p>
+    <w:p>
+      <w:pPr>
+        <w:rPr>
+          <w:rFonts w:ascii="Arial" w:hAnsi="Arial" w:cs="Arial"/>
+          <w:b/>
+          <w:lang w:val="es-CO"/>
+        </w:rPr>
+      </w:pPr>
+      <w:r>
+        <w:rPr>
+          <w:rFonts w:ascii="Arial" w:hAnsi="Arial" w:cs="Arial"/>
+          <w:b/>
+          <w:lang w:val="es-CO"/>
+        </w:rPr>
+        <w:t>Espera Claro:</w:t>
         <w:tab/>
-      </w:r>
-      <w:r>
-        <w:rPr>
-          <w:rFonts w:ascii="Arial" w:hAnsi="Arial" w:cs="Arial"/>
-          <w:b/>
-          <w:lang w:val="es-CO"/>
-        </w:rPr>
+        <w:t>{tiempo_espera_claro}</w:t>
+      </w:r>
+      <w:r>
+        <w:rPr>
+          <w:rFonts w:ascii="Arial" w:hAnsi="Arial" w:cs="Arial"/>
+          <w:b/>
+          <w:lang w:val="es-CO"/>
+        </w:rPr>
+      </w:r>
+      <w:r>
+        <w:rPr>
+          <w:rFonts w:ascii="Arial" w:hAnsi="Arial" w:cs="Arial"/>
+          <w:b/>
+          <w:lang w:val="es-CO"/>
+        </w:rPr>
+      </w:r>
+      <w:r>
+        <w:rPr>
+          <w:rFonts w:ascii="Arial" w:hAnsi="Arial" w:cs="Arial"/>
+          <w:b/>
+          <w:lang w:val="es-CO"/>
+        </w:rPr>
+      </w:r>
+      <w:r>
+        <w:rPr>
+          <w:rFonts w:ascii="Arial" w:hAnsi="Arial" w:cs="Arial"/>
+          <w:b/>
+          <w:lang w:val="es-CO"/>
+        </w:rPr>
+      </w:r>
+    </w:p>
+    <w:p>
+      <w:pPr>
+        <w:rPr>
+          <w:rFonts w:ascii="Arial" w:hAnsi="Arial" w:cs="Arial"/>
+          <w:b/>
+          <w:lang w:val="es-CO"/>
+        </w:rPr>
+      </w:pPr>
+      <w:r>
+        <w:rPr>
+          <w:rFonts w:ascii="Arial" w:hAnsi="Arial" w:cs="Arial"/>
+          <w:b/>
+          <w:lang w:val="es-CO"/>
+        </w:rPr>
+        <w:t>Hora Salida:</w:t>
         <w:tab/>
-      </w:r>
-    </w:p>
-    <w:p>
-      <w:pPr>
-        <w:rPr>
-          <w:rFonts w:ascii="Arial" w:hAnsi="Arial" w:cs="Arial"/>
-          <w:b/>
-          <w:lang w:val="es-CO"/>
-        </w:rPr>
-      </w:pPr>
-      <w:r>
-        <w:rPr>
-          <w:rFonts w:ascii="Arial" w:hAnsi="Arial" w:cs="Arial"/>
-          <w:b/>
-          <w:lang w:val="es-CO"/>
-        </w:rPr>
-        <w:t>Tiempo Transporte:</w:t>
-      </w:r>
-      <w:r>
-        <w:rPr>
-          <w:rFonts w:ascii="Arial" w:hAnsi="Arial" w:cs="Arial"/>
-          <w:b/>
-          <w:lang w:val="es-CO"/>
-        </w:rPr>
+        <w:t>{hora_salida}</w:t>
+      </w:r>
+      <w:r>
+        <w:rPr>
+          <w:rFonts w:ascii="Arial" w:hAnsi="Arial" w:cs="Arial"/>
+          <w:b/>
+          <w:lang w:val="es-CO"/>
+        </w:rPr>
+      </w:r>
+      <w:r>
+        <w:rPr>
+          <w:rFonts w:ascii="Arial" w:hAnsi="Arial" w:cs="Arial"/>
+          <w:b/>
+          <w:lang w:val="es-CO"/>
+        </w:rPr>
+      </w:r>
+      <w:r>
+        <w:rPr>
+          <w:rFonts w:ascii="Arial" w:hAnsi="Arial" w:cs="Arial"/>
+          <w:b/>
+          <w:lang w:val="es-CO"/>
+        </w:rPr>
+      </w:r>
+    </w:p>
+    <w:p>
+      <w:pPr>
+        <w:rPr>
+          <w:rFonts w:ascii="Arial" w:hAnsi="Arial" w:cs="Arial"/>
+          <w:b/>
+          <w:lang w:val="es-CO"/>
+        </w:rPr>
+      </w:pPr>
+    </w:p>
+    <w:p>
+      <w:pPr>
+        <w:rPr>
+          <w:rFonts w:ascii="Arial" w:hAnsi="Arial" w:cs="Arial"/>
+          <w:b/>
+          <w:lang w:val="es-CO"/>
+        </w:rPr>
+      </w:pPr>
+      <w:r>
+        <w:rPr>
+          <w:rFonts w:ascii="Arial" w:hAnsi="Arial" w:cs="Arial"/>
+          <w:b/>
+          <w:lang w:val="es-CO"/>
+        </w:rPr>
+        <w:t>Ing. Outsourcing:</w:t>
         <w:tab/>
-      </w:r>
-      <w:r>
-        <w:rPr>
-          <w:rFonts w:ascii="Arial" w:hAnsi="Arial" w:cs="Arial"/>
-          <w:b/>
-          <w:lang w:val="es-CO"/>
-        </w:rPr>
+        <w:t>{ingeniero_outsourcing}</w:t>
+      </w:r>
+      <w:r>
+        <w:rPr>
+          <w:rFonts w:ascii="Arial" w:hAnsi="Arial" w:cs="Arial"/>
+          <w:b/>
+          <w:lang w:val="es-CO"/>
+        </w:rPr>
+      </w:r>
+      <w:r>
+        <w:rPr>
+          <w:rFonts w:ascii="Arial" w:hAnsi="Arial" w:cs="Arial"/>
+          <w:b/>
+          <w:lang w:val="es-CO"/>
+        </w:rPr>
+      </w:r>
+    </w:p>
+    <w:p>
+      <w:pPr>
+        <w:rPr>
+          <w:rFonts w:ascii="Arial" w:hAnsi="Arial" w:cs="Arial"/>
+          <w:b/>
+          <w:lang w:val="es-CO"/>
+        </w:rPr>
+      </w:pPr>
+      <w:r>
+        <w:rPr>
+          <w:rFonts w:ascii="Arial" w:hAnsi="Arial" w:cs="Arial"/>
+          <w:b/>
+          <w:lang w:val="es-CO"/>
+        </w:rPr>
+        <w:t>Multímetro:</w:t>
         <w:tab/>
-      </w:r>
-    </w:p>
-    <w:p>
-      <w:pPr>
-        <w:rPr>
-          <w:rFonts w:ascii="Arial" w:hAnsi="Arial" w:cs="Arial"/>
-          <w:b/>
-          <w:lang w:val="es-CO"/>
-        </w:rPr>
-      </w:pPr>
-      <w:r>
-        <w:rPr>
-          <w:rFonts w:ascii="Arial" w:hAnsi="Arial" w:cs="Arial"/>
-          <w:b/>
-          <w:lang w:val="es-CO"/>
-        </w:rPr>
-        <w:t>Tiempo Antesala:</w:t>
-      </w:r>
-      <w:r>
-        <w:rPr>
-          <w:rFonts w:ascii="Arial" w:hAnsi="Arial" w:cs="Arial"/>
-          <w:b/>
-          <w:lang w:val="es-CO"/>
-        </w:rPr>
+        <w:t>{multimetro}</w:t>
+      </w:r>
+      <w:r>
+        <w:rPr>
+          <w:rFonts w:ascii="Arial" w:hAnsi="Arial" w:cs="Arial"/>
+          <w:b/>
+          <w:lang w:val="es-CO"/>
+        </w:rPr>
+      </w:r>
+      <w:r>
+        <w:rPr>
+          <w:rFonts w:ascii="Arial" w:hAnsi="Arial" w:cs="Arial"/>
+          <w:b/>
+          <w:lang w:val="es-CO"/>
+        </w:rPr>
+      </w:r>
+      <w:r>
+        <w:rPr>
+          <w:rFonts w:ascii="Arial" w:hAnsi="Arial" w:cs="Arial"/>
+          <w:b/>
+          <w:lang w:val="es-CO"/>
+        </w:rPr>
+      </w:r>
+    </w:p>
+    <w:p>
+      <w:pPr>
+        <w:rPr>
+          <w:rFonts w:ascii="Arial" w:hAnsi="Arial" w:cs="Arial"/>
+          <w:b/>
+          <w:lang w:val="es-CO"/>
+        </w:rPr>
+      </w:pPr>
+      <w:r>
+        <w:rPr>
+          <w:rFonts w:ascii="Arial" w:hAnsi="Arial" w:cs="Arial"/>
+          <w:b/>
+          <w:lang w:val="es-CO"/>
+        </w:rPr>
+        <w:t>Analizador de BER:</w:t>
         <w:tab/>
-      </w:r>
-      <w:r>
-        <w:rPr>
-          <w:rFonts w:ascii="Arial" w:hAnsi="Arial" w:cs="Arial"/>
-          <w:b/>
-          <w:lang w:val="es-CO"/>
-        </w:rPr>
+        <w:t>{analizador_ber}</w:t>
+      </w:r>
+      <w:r>
+        <w:rPr>
+          <w:rFonts w:ascii="Arial" w:hAnsi="Arial" w:cs="Arial"/>
+          <w:b/>
+          <w:lang w:val="es-CO"/>
+        </w:rPr>
+      </w:r>
+      <w:r>
+        <w:rPr>
+          <w:rFonts w:ascii="Arial" w:hAnsi="Arial" w:cs="Arial"/>
+          <w:b/>
+          <w:lang w:val="es-CO"/>
+        </w:rPr>
+      </w:r>
+    </w:p>
+    <w:p>
+      <w:pPr>
+        <w:rPr>
+          <w:rFonts w:ascii="Arial" w:hAnsi="Arial" w:cs="Arial"/>
+          <w:b/>
+          <w:lang w:val="es-CO"/>
+        </w:rPr>
+      </w:pPr>
+      <w:r>
+        <w:rPr>
+          <w:rFonts w:ascii="Arial" w:hAnsi="Arial" w:cs="Arial"/>
+          <w:b/>
+          <w:lang w:val="es-CO"/>
+        </w:rPr>
+        <w:t>Soporte Claro:</w:t>
         <w:tab/>
-      </w:r>
-    </w:p>
-    <w:p>
-      <w:pPr>
-        <w:rPr>
-          <w:rFonts w:ascii="Arial" w:hAnsi="Arial" w:cs="Arial"/>
-          <w:b/>
-          <w:lang w:val="es-CO"/>
-        </w:rPr>
-      </w:pPr>
-      <w:r>
-        <w:rPr>
-          <w:rFonts w:ascii="Arial" w:hAnsi="Arial" w:cs="Arial"/>
-          <w:b/>
-          <w:lang w:val="es-CO"/>
-        </w:rPr>
-        <w:t>Tiempo Ejecución:</w:t>
-      </w:r>
-      <w:r>
-        <w:rPr>
-          <w:rFonts w:ascii="Arial" w:hAnsi="Arial" w:cs="Arial"/>
-          <w:b/>
-          <w:lang w:val="es-CO"/>
-        </w:rPr>
+        <w:t>{soporte_claro}</w:t>
+      </w:r>
+      <w:r>
+        <w:rPr>
+          <w:rFonts w:ascii="Arial" w:hAnsi="Arial" w:cs="Arial"/>
+          <w:b/>
+          <w:lang w:val="es-CO"/>
+        </w:rPr>
+      </w:r>
+      <w:r>
+        <w:rPr>
+          <w:rFonts w:ascii="Arial" w:hAnsi="Arial" w:cs="Arial"/>
+          <w:b/>
+          <w:lang w:val="es-CO"/>
+        </w:rPr>
+      </w:r>
+      <w:r>
+        <w:rPr>
+          <w:rFonts w:ascii="Arial" w:hAnsi="Arial" w:cs="Arial"/>
+          <w:b/>
+          <w:lang w:val="es-CO"/>
+        </w:rPr>
+      </w:r>
+    </w:p>
+    <w:p>
+      <w:pPr>
+        <w:rPr>
+          <w:rFonts w:ascii="Arial" w:hAnsi="Arial" w:cs="Arial"/>
+          <w:b/>
+          <w:lang w:val="es-CO"/>
+        </w:rPr>
+      </w:pPr>
+      <w:r>
+        <w:rPr>
+          <w:rFonts w:ascii="Arial" w:hAnsi="Arial" w:cs="Arial"/>
+          <w:b/>
+          <w:lang w:val="es-CO"/>
+        </w:rPr>
+        <w:t>Firma el Acta:</w:t>
         <w:tab/>
-      </w:r>
-      <w:r>
-        <w:rPr>
-          <w:rFonts w:ascii="Arial" w:hAnsi="Arial" w:cs="Arial"/>
-          <w:b/>
-          <w:lang w:val="es-CO"/>
-        </w:rPr>
+        <w:t>{firma_acta}</w:t>
+      </w:r>
+      <w:r>
+        <w:rPr>
+          <w:rFonts w:ascii="Arial" w:hAnsi="Arial" w:cs="Arial"/>
+          <w:b/>
+          <w:lang w:val="es-CO"/>
+        </w:rPr>
+      </w:r>
+      <w:r>
+        <w:rPr>
+          <w:rFonts w:ascii="Arial" w:hAnsi="Arial" w:cs="Arial"/>
+          <w:b/>
+          <w:lang w:val="es-CO"/>
+        </w:rPr>
+      </w:r>
+      <w:r>
+        <w:rPr>
+          <w:rFonts w:ascii="Arial" w:hAnsi="Arial" w:cs="Arial"/>
+          <w:b/>
+          <w:lang w:val="es-CO"/>
+        </w:rPr>
+      </w:r>
+    </w:p>
+    <w:p>
+      <w:pPr>
+        <w:rPr>
+          <w:rFonts w:ascii="Arial" w:hAnsi="Arial" w:cs="Arial"/>
+          <w:b/>
+          <w:lang w:val="es-CO"/>
+        </w:rPr>
+      </w:pPr>
+    </w:p>
+    <w:p>
+      <w:pPr>
+        <w:rPr>
+          <w:rFonts w:ascii="Arial" w:hAnsi="Arial" w:cs="Arial"/>
+          <w:b/>
+          <w:lang w:val="es-CO"/>
+        </w:rPr>
+      </w:pPr>
+      <w:r>
+        <w:rPr>
+          <w:rFonts w:ascii="Arial" w:hAnsi="Arial" w:cs="Arial"/>
+          <w:b/>
+          <w:lang w:val="es-CO"/>
+        </w:rPr>
+        <w:t>Caso Seguimiento:</w:t>
         <w:tab/>
-      </w:r>
-    </w:p>
-    <w:p>
-      <w:pPr>
-        <w:rPr>
-          <w:rFonts w:ascii="Arial" w:hAnsi="Arial" w:cs="Arial"/>
-          <w:b/>
-          <w:lang w:val="es-CO"/>
-        </w:rPr>
-      </w:pPr>
-      <w:r>
-        <w:rPr>
-          <w:rFonts w:ascii="Arial" w:hAnsi="Arial" w:cs="Arial"/>
-          <w:b/>
-          <w:lang w:val="es-CO"/>
-        </w:rPr>
-        <w:t>Espera Claro</w:t>
-      </w:r>
-      <w:r>
-        <w:rPr>
-          <w:rFonts w:ascii="Arial" w:hAnsi="Arial" w:cs="Arial"/>
-          <w:b/>
-          <w:lang w:val="es-CO"/>
-        </w:rPr>
-        <w:t>:</w:t>
-      </w:r>
-      <w:r>
-        <w:rPr>
-          <w:rFonts w:ascii="Arial" w:hAnsi="Arial" w:cs="Arial"/>
-          <w:b/>
-          <w:lang w:val="es-CO"/>
-        </w:rPr>
+        <w:t>{caso_seguimiento}</w:t>
+      </w:r>
+      <w:r>
+        <w:rPr>
+          <w:rFonts w:ascii="Arial" w:hAnsi="Arial" w:cs="Arial"/>
+          <w:b/>
+          <w:lang w:val="es-CO"/>
+        </w:rPr>
+      </w:r>
+      <w:r>
+        <w:rPr>
+          <w:rFonts w:ascii="Arial" w:hAnsi="Arial" w:cs="Arial"/>
+          <w:b/>
+          <w:lang w:val="es-CO"/>
+        </w:rPr>
+      </w:r>
+    </w:p>
+    <w:p>
+      <w:pPr>
+        <w:rPr>
+          <w:rFonts w:ascii="Arial" w:hAnsi="Arial" w:cs="Arial"/>
+          <w:b/>
+          <w:lang w:val="es-CO"/>
+        </w:rPr>
+      </w:pPr>
+      <w:r>
+        <w:rPr>
+          <w:rFonts w:ascii="Arial" w:hAnsi="Arial" w:cs="Arial"/>
+          <w:b/>
+          <w:lang w:val="es-CO"/>
+        </w:rPr>
+        <w:t>Problemas en Instalación:</w:t>
         <w:tab/>
-      </w:r>
-      <w:r>
-        <w:rPr>
-          <w:rFonts w:ascii="Arial" w:hAnsi="Arial" w:cs="Arial"/>
-          <w:b/>
-          <w:lang w:val="es-CO"/>
-        </w:rPr>
-        <w:tab/>
-      </w:r>
-      <w:r>
-        <w:rPr>
-          <w:rFonts w:ascii="Arial" w:hAnsi="Arial" w:cs="Arial"/>
-          <w:b/>
-          <w:lang w:val="es-CO"/>
-        </w:rPr>
-        <w:tab/>
-      </w:r>
-    </w:p>
-    <w:p>
-      <w:pPr>
-        <w:rPr>
-          <w:rFonts w:ascii="Arial" w:hAnsi="Arial" w:cs="Arial"/>
-          <w:b/>
-          <w:lang w:val="es-CO"/>
-        </w:rPr>
-      </w:pPr>
-      <w:r>
-        <w:rPr>
-          <w:rFonts w:ascii="Arial" w:hAnsi="Arial" w:cs="Arial"/>
-          <w:b/>
-          <w:lang w:val="es-CO"/>
-        </w:rPr>
-        <w:t>Hora Salida:</w:t>
-      </w:r>
-      <w:r>
-        <w:rPr>
-          <w:rFonts w:ascii="Arial" w:hAnsi="Arial" w:cs="Arial"/>
-          <w:b/>
-          <w:lang w:val="es-CO"/>
-        </w:rPr>
-        <w:tab/>
-      </w:r>
-      <w:r>
-        <w:rPr>
-          <w:rFonts w:ascii="Arial" w:hAnsi="Arial" w:cs="Arial"/>
-          <w:b/>
-          <w:lang w:val="es-CO"/>
-        </w:rPr>
-        <w:tab/>
-      </w:r>
-      <w:r>
-        <w:rPr>
-          <w:rFonts w:ascii="Arial" w:hAnsi="Arial" w:cs="Arial"/>
-          <w:b/>
-          <w:lang w:val="es-CO"/>
-        </w:rPr>
-        <w:tab/>
-      </w:r>
-    </w:p>
-    <w:p>
-      <w:pPr>
-        <w:rPr>
-          <w:rFonts w:ascii="Arial" w:hAnsi="Arial" w:cs="Arial"/>
-          <w:b/>
-          <w:lang w:val="es-CO"/>
-        </w:rPr>
-      </w:pPr>
-    </w:p>
-    <w:p>
-      <w:pPr>
-        <w:rPr>
-          <w:rFonts w:ascii="Arial" w:hAnsi="Arial" w:cs="Arial"/>
-          <w:b/>
-          <w:lang w:val="es-CO"/>
-        </w:rPr>
-      </w:pPr>
-      <w:r>
-        <w:rPr>
-          <w:rFonts w:ascii="Arial" w:hAnsi="Arial" w:cs="Arial"/>
-          <w:b/>
-          <w:lang w:val="es-CO"/>
-        </w:rPr>
-        <w:t>Ing. Outsourcing:</w:t>
-      </w:r>
-      <w:r>
-        <w:rPr>
-          <w:rFonts w:ascii="Arial" w:hAnsi="Arial" w:cs="Arial"/>
-          <w:b/>
-          <w:lang w:val="es-CO"/>
-        </w:rPr>
-        <w:tab/>
-      </w:r>
-      <w:r>
-        <w:rPr>
-          <w:rFonts w:ascii="Arial" w:hAnsi="Arial" w:cs="Arial"/>
-          <w:b/>
-          <w:lang w:val="es-CO"/>
-        </w:rPr>
-        <w:tab/>
-      </w:r>
-    </w:p>
-    <w:p>
-      <w:pPr>
-        <w:rPr>
-          <w:rFonts w:ascii="Arial" w:hAnsi="Arial" w:cs="Arial"/>
-          <w:b/>
-          <w:lang w:val="es-CO"/>
-        </w:rPr>
-      </w:pPr>
-      <w:r>
-        <w:rPr>
-          <w:rFonts w:ascii="Arial" w:hAnsi="Arial" w:cs="Arial"/>
-          <w:b/>
-          <w:lang w:val="es-CO"/>
-        </w:rPr>
-        <w:t>Multímetro:</w:t>
-      </w:r>
-      <w:r>
-        <w:rPr>
-          <w:rFonts w:ascii="Arial" w:hAnsi="Arial" w:cs="Arial"/>
-          <w:b/>
-          <w:lang w:val="es-CO"/>
-        </w:rPr>
-        <w:tab/>
-      </w:r>
-      <w:r>
-        <w:rPr>
-          <w:rFonts w:ascii="Arial" w:hAnsi="Arial" w:cs="Arial"/>
-          <w:b/>
-          <w:lang w:val="es-CO"/>
-        </w:rPr>
-        <w:tab/>
-      </w:r>
-      <w:r>
-        <w:rPr>
-          <w:rFonts w:ascii="Arial" w:hAnsi="Arial" w:cs="Arial"/>
-          <w:b/>
-          <w:lang w:val="es-CO"/>
-        </w:rPr>
-        <w:tab/>
-      </w:r>
-    </w:p>
-    <w:p>
-      <w:pPr>
-        <w:rPr>
-          <w:rFonts w:ascii="Arial" w:hAnsi="Arial" w:cs="Arial"/>
-          <w:b/>
-          <w:lang w:val="es-CO"/>
-        </w:rPr>
-      </w:pPr>
-      <w:r>
-        <w:rPr>
-          <w:rFonts w:ascii="Arial" w:hAnsi="Arial" w:cs="Arial"/>
-          <w:b/>
-          <w:lang w:val="es-CO"/>
-        </w:rPr>
-        <w:t>Analizador de BER:</w:t>
-      </w:r>
-      <w:r>
-        <w:rPr>
-          <w:rFonts w:ascii="Arial" w:hAnsi="Arial" w:cs="Arial"/>
-          <w:b/>
-          <w:lang w:val="es-CO"/>
-        </w:rPr>
-        <w:tab/>
-      </w:r>
-      <w:r>
-        <w:rPr>
-          <w:rFonts w:ascii="Arial" w:hAnsi="Arial" w:cs="Arial"/>
-          <w:b/>
-          <w:lang w:val="es-CO"/>
-        </w:rPr>
-        <w:tab/>
-      </w:r>
-    </w:p>
-    <w:p>
-      <w:pPr>
-        <w:rPr>
-          <w:rFonts w:ascii="Arial" w:hAnsi="Arial" w:cs="Arial"/>
-          <w:b/>
-          <w:lang w:val="es-CO"/>
-        </w:rPr>
-      </w:pPr>
-      <w:r>
-        <w:rPr>
-          <w:rFonts w:ascii="Arial" w:hAnsi="Arial" w:cs="Arial"/>
-          <w:b/>
-          <w:lang w:val="es-CO"/>
-        </w:rPr>
-        <w:t>Soporte Claro</w:t>
-      </w:r>
-      <w:r>
-        <w:rPr>
-          <w:rFonts w:ascii="Arial" w:hAnsi="Arial" w:cs="Arial"/>
-          <w:b/>
-          <w:lang w:val="es-CO"/>
-        </w:rPr>
-        <w:t>:</w:t>
-      </w:r>
-      <w:r>
-        <w:rPr>
-          <w:rFonts w:ascii="Arial" w:hAnsi="Arial" w:cs="Arial"/>
-          <w:b/>
-          <w:lang w:val="es-CO"/>
-        </w:rPr>
-        <w:tab/>
-      </w:r>
-      <w:r>
-        <w:rPr>
-          <w:rFonts w:ascii="Arial" w:hAnsi="Arial" w:cs="Arial"/>
-          <w:b/>
-          <w:lang w:val="es-CO"/>
-        </w:rPr>
-        <w:tab/>
-      </w:r>
-    </w:p>
-    <w:p>
-      <w:pPr>
-        <w:rPr>
-          <w:rFonts w:ascii="Arial" w:hAnsi="Arial" w:cs="Arial"/>
-          <w:b/>
-          <w:lang w:val="es-CO"/>
-        </w:rPr>
-      </w:pPr>
-      <w:r>
-        <w:rPr>
-          <w:rFonts w:ascii="Arial" w:hAnsi="Arial" w:cs="Arial"/>
-          <w:b/>
-          <w:lang w:val="es-CO"/>
-        </w:rPr>
-        <w:t>Firma el Acta:</w:t>
-      </w:r>
-      <w:r>
-        <w:rPr>
-          <w:rFonts w:ascii="Arial" w:hAnsi="Arial" w:cs="Arial"/>
-          <w:b/>
-          <w:lang w:val="es-CO"/>
-        </w:rPr>
-        <w:tab/>
-      </w:r>
-      <w:r>
-        <w:rPr>
-          <w:rFonts w:ascii="Arial" w:hAnsi="Arial" w:cs="Arial"/>
-          <w:b/>
-          <w:lang w:val="es-CO"/>
-        </w:rPr>
-        <w:tab/>
-      </w:r>
-      <w:r>
-        <w:rPr>
-          <w:rFonts w:ascii="Arial" w:hAnsi="Arial" w:cs="Arial"/>
-          <w:b/>
-          <w:lang w:val="es-CO"/>
-        </w:rPr>
-        <w:tab/>
-      </w:r>
-    </w:p>
-    <w:p>
-      <w:pPr>
-        <w:rPr>
-          <w:rFonts w:ascii="Arial" w:hAnsi="Arial" w:cs="Arial"/>
-          <w:b/>
-          <w:lang w:val="es-CO"/>
-        </w:rPr>
-      </w:pPr>
-    </w:p>
-    <w:p>
-      <w:pPr>
-        <w:rPr>
-          <w:rFonts w:ascii="Arial" w:hAnsi="Arial" w:cs="Arial"/>
-          <w:b/>
-          <w:lang w:val="es-CO"/>
-        </w:rPr>
-      </w:pPr>
-      <w:r>
-        <w:rPr>
-          <w:rFonts w:ascii="Arial" w:hAnsi="Arial" w:cs="Arial"/>
-          <w:b/>
-          <w:lang w:val="es-CO"/>
-        </w:rPr>
-        <w:t>Caso Seguimiento:</w:t>
-      </w:r>
-      <w:r>
-        <w:rPr>
-          <w:rFonts w:ascii="Arial" w:hAnsi="Arial" w:cs="Arial"/>
-          <w:b/>
-          <w:lang w:val="es-CO"/>
-        </w:rPr>
-        <w:tab/>
-      </w:r>
-      <w:r>
-        <w:rPr>
-          <w:rFonts w:ascii="Arial" w:hAnsi="Arial" w:cs="Arial"/>
-          <w:b/>
-          <w:lang w:val="es-CO"/>
-        </w:rPr>
-        <w:tab/>
-      </w:r>
-    </w:p>
-    <w:p>
-      <w:pPr>
-        <w:rPr>
-          <w:rFonts w:ascii="Arial" w:hAnsi="Arial" w:cs="Arial"/>
-          <w:b/>
-          <w:lang w:val="es-CO"/>
-        </w:rPr>
-      </w:pPr>
-      <w:r>
-        <w:rPr>
-          <w:rFonts w:ascii="Arial" w:hAnsi="Arial" w:cs="Arial"/>
-          <w:b/>
-          <w:lang w:val="es-CO"/>
-        </w:rPr>
-        <w:t>Problemas en Instalación:</w:t>
-      </w:r>
-      <w:r>
-        <w:rPr>
-          <w:rFonts w:ascii="Arial" w:hAnsi="Arial" w:cs="Arial"/>
-          <w:b/>
-          <w:lang w:val="es-CO"/>
-        </w:rPr>
-        <w:tab/>
+        <w:t>{problemas_instalacion}</w:t>
+      </w:r>
+      <w:r>
+        <w:rPr>
+          <w:rFonts w:ascii="Arial" w:hAnsi="Arial" w:cs="Arial"/>
+          <w:b/>
+          <w:lang w:val="es-CO"/>
+        </w:rPr>
       </w:r>
     </w:p>
     <w:p>
@@ -635,23 +628,23 @@
           <w:b/>
           <w:lang w:val="es-CO"/>
         </w:rPr>
+        <w:t>Fase-Neutro:</w:t>
         <w:tab/>
-      </w:r>
-      <w:r>
-        <w:rPr>
-          <w:rFonts w:ascii="Arial" w:hAnsi="Arial" w:cs="Arial"/>
-          <w:b/>
-          <w:lang w:val="es-CO"/>
-        </w:rPr>
-        <w:t>Fase-Neutro:</w:t>
-      </w:r>
-      <w:r>
-        <w:rPr>
-          <w:rFonts w:ascii="Arial" w:hAnsi="Arial" w:cs="Arial"/>
-          <w:b/>
-          <w:lang w:val="es-CO"/>
-        </w:rPr>
-        <w:tab/>
+        <w:t>{fase_neutro}</w:t>
+      </w:r>
+      <w:r>
+        <w:rPr>
+          <w:rFonts w:ascii="Arial" w:hAnsi="Arial" w:cs="Arial"/>
+          <w:b/>
+          <w:lang w:val="es-CO"/>
+        </w:rPr>
+      </w:r>
+      <w:r>
+        <w:rPr>
+          <w:rFonts w:ascii="Arial" w:hAnsi="Arial" w:cs="Arial"/>
+          <w:b/>
+          <w:lang w:val="es-CO"/>
+        </w:rPr>
       </w:r>
     </w:p>
     <w:p>
@@ -671,31 +664,30 @@
           <w:b/>
           <w:lang w:val="es-CO"/>
         </w:rPr>
+        <w:t>Fase-Tierra:</w:t>
         <w:tab/>
-      </w:r>
-      <w:r>
-        <w:rPr>
-          <w:rFonts w:ascii="Arial" w:hAnsi="Arial" w:cs="Arial"/>
-          <w:b/>
-          <w:lang w:val="es-CO"/>
-        </w:rPr>
-        <w:t>Fase-Tierra:</w:t>
-      </w:r>
-      <w:r>
-        <w:rPr>
-          <w:rFonts w:ascii="Arial" w:hAnsi="Arial" w:cs="Arial"/>
-          <w:b/>
-          <w:lang w:val="es-CO"/>
-        </w:rPr>
-        <w:tab/>
-      </w:r>
-      <w:r>
-        <w:rPr>
-          <w:rFonts w:ascii="Arial" w:hAnsi="Arial" w:cs="Arial"/>
-          <w:b/>
-          <w:lang w:val="es-CO"/>
-        </w:rPr>
-        <w:tab/>
+        <w:t>{fase_tierra}</w:t>
+      </w:r>
+      <w:r>
+        <w:rPr>
+          <w:rFonts w:ascii="Arial" w:hAnsi="Arial" w:cs="Arial"/>
+          <w:b/>
+          <w:lang w:val="es-CO"/>
+        </w:rPr>
+      </w:r>
+      <w:r>
+        <w:rPr>
+          <w:rFonts w:ascii="Arial" w:hAnsi="Arial" w:cs="Arial"/>
+          <w:b/>
+          <w:lang w:val="es-CO"/>
+        </w:rPr>
+      </w:r>
+      <w:r>
+        <w:rPr>
+          <w:rFonts w:ascii="Arial" w:hAnsi="Arial" w:cs="Arial"/>
+          <w:b/>
+          <w:lang w:val="es-CO"/>
+        </w:rPr>
       </w:r>
     </w:p>
     <w:p>
@@ -715,84 +707,84 @@
           <w:b/>
           <w:lang w:val="es-CO"/>
         </w:rPr>
+        <w:t>Neutro-Tierra:</w:t>
         <w:tab/>
-      </w:r>
-      <w:r>
-        <w:rPr>
-          <w:rFonts w:ascii="Arial" w:hAnsi="Arial" w:cs="Arial"/>
-          <w:b/>
-          <w:lang w:val="es-CO"/>
-        </w:rPr>
-        <w:t>Neutro-Tierra:</w:t>
-      </w:r>
-      <w:r>
-        <w:rPr>
-          <w:rFonts w:ascii="Arial" w:hAnsi="Arial" w:cs="Arial"/>
-          <w:b/>
-          <w:lang w:val="es-CO"/>
-        </w:rPr>
-        <w:tab/>
-      </w:r>
-    </w:p>
-    <w:p>
-      <w:pPr>
-        <w:rPr>
-          <w:rFonts w:ascii="Arial" w:hAnsi="Arial" w:cs="Arial"/>
-          <w:b/>
-          <w:lang w:val="es-CO"/>
-        </w:rPr>
-      </w:pPr>
-    </w:p>
-    <w:p>
-      <w:pPr>
-        <w:rPr>
-          <w:rFonts w:ascii="Arial" w:hAnsi="Arial" w:cs="Arial"/>
-          <w:b/>
-          <w:lang w:val="es-CO"/>
-        </w:rPr>
-      </w:pPr>
-      <w:r>
-        <w:rPr>
-          <w:rFonts w:ascii="Arial" w:hAnsi="Arial" w:cs="Arial"/>
-          <w:b/>
-          <w:lang w:val="es-CO"/>
-        </w:rPr>
-        <w:t>Lugar de Instalación de Equipos:</w:t>
-      </w:r>
-    </w:p>
-    <w:p>
-      <w:pPr>
-        <w:rPr>
-          <w:rFonts w:ascii="Arial" w:hAnsi="Arial" w:cs="Arial"/>
-          <w:b/>
-          <w:lang w:val="es-CO"/>
-        </w:rPr>
-      </w:pPr>
-    </w:p>
-    <w:p>
-      <w:pPr>
-        <w:rPr>
-          <w:rFonts w:ascii="Arial" w:hAnsi="Arial" w:cs="Arial"/>
-          <w:b/>
-          <w:lang w:val="es-CO"/>
-        </w:rPr>
-      </w:pPr>
-    </w:p>
-    <w:p>
-      <w:pPr>
-        <w:rPr>
-          <w:rFonts w:ascii="Arial" w:hAnsi="Arial" w:cs="Arial"/>
-          <w:b/>
-          <w:lang w:val="es-CO"/>
-        </w:rPr>
-      </w:pPr>
-      <w:r>
-        <w:rPr>
-          <w:rFonts w:ascii="Arial" w:hAnsi="Arial" w:cs="Arial"/>
-          <w:b/>
-          <w:lang w:val="es-CO"/>
-        </w:rPr>
-        <w:t>Observaciones:</w:t>
+        <w:t>{neutro_tierra}</w:t>
+      </w:r>
+      <w:r>
+        <w:rPr>
+          <w:rFonts w:ascii="Arial" w:hAnsi="Arial" w:cs="Arial"/>
+          <w:b/>
+          <w:lang w:val="es-CO"/>
+        </w:rPr>
+      </w:r>
+      <w:r>
+        <w:rPr>
+          <w:rFonts w:ascii="Arial" w:hAnsi="Arial" w:cs="Arial"/>
+          <w:b/>
+          <w:lang w:val="es-CO"/>
+        </w:rPr>
+      </w:r>
+    </w:p>
+    <w:p>
+      <w:pPr>
+        <w:rPr>
+          <w:rFonts w:ascii="Arial" w:hAnsi="Arial" w:cs="Arial"/>
+          <w:b/>
+          <w:lang w:val="es-CO"/>
+        </w:rPr>
+      </w:pPr>
+    </w:p>
+    <w:p>
+      <w:pPr>
+        <w:rPr>
+          <w:rFonts w:ascii="Arial" w:hAnsi="Arial" w:cs="Arial"/>
+          <w:b/>
+          <w:lang w:val="es-CO"/>
+        </w:rPr>
+      </w:pPr>
+      <w:r>
+        <w:rPr>
+          <w:rFonts w:ascii="Arial" w:hAnsi="Arial" w:cs="Arial"/>
+          <w:b/>
+          <w:lang w:val="es-CO"/>
+        </w:rPr>
+        <w:t>Lugar de Instalación de Equipos: {lugar_instalacion}</w:t>
+      </w:r>
+    </w:p>
+    <w:p>
+      <w:pPr>
+        <w:rPr>
+          <w:rFonts w:ascii="Arial" w:hAnsi="Arial" w:cs="Arial"/>
+          <w:b/>
+          <w:lang w:val="es-CO"/>
+        </w:rPr>
+      </w:pPr>
+    </w:p>
+    <w:p>
+      <w:pPr>
+        <w:rPr>
+          <w:rFonts w:ascii="Arial" w:hAnsi="Arial" w:cs="Arial"/>
+          <w:b/>
+          <w:lang w:val="es-CO"/>
+        </w:rPr>
+      </w:pPr>
+    </w:p>
+    <w:p>
+      <w:pPr>
+        <w:rPr>
+          <w:rFonts w:ascii="Arial" w:hAnsi="Arial" w:cs="Arial"/>
+          <w:b/>
+          <w:lang w:val="es-CO"/>
+        </w:rPr>
+      </w:pPr>
+      <w:r>
+        <w:rPr>
+          <w:rFonts w:ascii="Arial" w:hAnsi="Arial" w:cs="Arial"/>
+          <w:b/>
+          <w:lang w:val="es-CO"/>
+        </w:rPr>
+        <w:t>Observaciones: {observaciones}</w:t>
       </w:r>
     </w:p>
     <w:p>
@@ -1008,15 +1000,9 @@
             <w:tcW w:w="1689" w:type="dxa"/>
           </w:tcPr>
           <w:p>
-            <w:pPr>
-              <w:rPr>
-                <w:rFonts w:asciiTheme="minorHAnsi" w:hAnsiTheme="minorHAnsi" w:cstheme="minorHAnsi"/>
-                <w:b/>
-                <w:sz w:val="18"/>
-                <w:szCs w:val="18"/>
-                <w:lang w:val="es-CO"/>
-              </w:rPr>
-            </w:pPr>
+            <w:r>
+              <w:t>{equipo_instalado_1_tipo}</w:t>
+            </w:r>
           </w:p>
         </w:tc>
         <w:tc>
@@ -1024,15 +1010,9 @@
             <w:tcW w:w="1113" w:type="dxa"/>
           </w:tcPr>
           <w:p>
-            <w:pPr>
-              <w:rPr>
-                <w:rFonts w:asciiTheme="minorHAnsi" w:hAnsiTheme="minorHAnsi" w:cstheme="minorHAnsi"/>
-                <w:b/>
-                <w:sz w:val="18"/>
-                <w:szCs w:val="18"/>
-                <w:lang w:val="es-CO"/>
-              </w:rPr>
-            </w:pPr>
+            <w:r>
+              <w:t>{equipo_instalado_1_marca}</w:t>
+            </w:r>
           </w:p>
         </w:tc>
         <w:tc>
@@ -1040,15 +1020,9 @@
             <w:tcW w:w="1559" w:type="dxa"/>
           </w:tcPr>
           <w:p>
-            <w:pPr>
-              <w:rPr>
-                <w:rFonts w:asciiTheme="minorHAnsi" w:hAnsiTheme="minorHAnsi" w:cstheme="minorHAnsi"/>
-                <w:b/>
-                <w:sz w:val="18"/>
-                <w:szCs w:val="18"/>
-                <w:lang w:val="es-CO"/>
-              </w:rPr>
-            </w:pPr>
+            <w:r>
+              <w:t>{equipo_instalado_1_modelo}</w:t>
+            </w:r>
           </w:p>
         </w:tc>
         <w:tc>
@@ -1056,15 +1030,9 @@
             <w:tcW w:w="1701" w:type="dxa"/>
           </w:tcPr>
           <w:p>
-            <w:pPr>
-              <w:rPr>
-                <w:rFonts w:asciiTheme="minorHAnsi" w:hAnsiTheme="minorHAnsi" w:cstheme="minorHAnsi"/>
-                <w:b/>
-                <w:sz w:val="18"/>
-                <w:szCs w:val="18"/>
-                <w:lang w:val="es-CO"/>
-              </w:rPr>
-            </w:pPr>
+            <w:r>
+              <w:t>{equipo_instalado_1_serial}</w:t>
+            </w:r>
           </w:p>
         </w:tc>
         <w:tc>
@@ -1072,15 +1040,9 @@
             <w:tcW w:w="2384" w:type="dxa"/>
           </w:tcPr>
           <w:p>
-            <w:pPr>
-              <w:rPr>
-                <w:rFonts w:asciiTheme="minorHAnsi" w:hAnsiTheme="minorHAnsi" w:cstheme="minorHAnsi"/>
-                <w:b/>
-                <w:sz w:val="18"/>
-                <w:szCs w:val="18"/>
-                <w:lang w:val="es-CO"/>
-              </w:rPr>
-            </w:pPr>
+            <w:r>
+              <w:t>{equipo_instalado_1_placa}</w:t>
+            </w:r>
           </w:p>
         </w:tc>
       </w:tr>
@@ -1090,15 +1052,9 @@
             <w:tcW w:w="1689" w:type="dxa"/>
           </w:tcPr>
           <w:p>
-            <w:pPr>
-              <w:rPr>
-                <w:rFonts w:asciiTheme="minorHAnsi" w:hAnsiTheme="minorHAnsi" w:cstheme="minorHAnsi"/>
-                <w:b/>
-                <w:sz w:val="18"/>
-                <w:szCs w:val="18"/>
-                <w:lang w:val="es-CO"/>
-              </w:rPr>
-            </w:pPr>
+            <w:r>
+              <w:t>{equipo_instalado_2_tipo}</w:t>
+            </w:r>
           </w:p>
         </w:tc>
         <w:tc>
@@ -1106,15 +1062,9 @@
             <w:tcW w:w="1113" w:type="dxa"/>
           </w:tcPr>
           <w:p>
-            <w:pPr>
-              <w:rPr>
-                <w:rFonts w:asciiTheme="minorHAnsi" w:hAnsiTheme="minorHAnsi" w:cstheme="minorHAnsi"/>
-                <w:b/>
-                <w:sz w:val="18"/>
-                <w:szCs w:val="18"/>
-                <w:lang w:val="es-CO"/>
-              </w:rPr>
-            </w:pPr>
+            <w:r>
+              <w:t>{equipo_instalado_2_marca}</w:t>
+            </w:r>
           </w:p>
         </w:tc>
         <w:tc>
@@ -1122,15 +1072,9 @@
             <w:tcW w:w="1559" w:type="dxa"/>
           </w:tcPr>
           <w:p>
-            <w:pPr>
-              <w:rPr>
-                <w:rFonts w:asciiTheme="minorHAnsi" w:hAnsiTheme="minorHAnsi" w:cstheme="minorHAnsi"/>
-                <w:b/>
-                <w:sz w:val="18"/>
-                <w:szCs w:val="18"/>
-                <w:lang w:val="es-CO"/>
-              </w:rPr>
-            </w:pPr>
+            <w:r>
+              <w:t>{equipo_instalado_2_modelo}</w:t>
+            </w:r>
           </w:p>
         </w:tc>
         <w:tc>
@@ -1138,15 +1082,9 @@
             <w:tcW w:w="1701" w:type="dxa"/>
           </w:tcPr>
           <w:p>
-            <w:pPr>
-              <w:rPr>
-                <w:rFonts w:asciiTheme="minorHAnsi" w:hAnsiTheme="minorHAnsi" w:cstheme="minorHAnsi"/>
-                <w:b/>
-                <w:sz w:val="18"/>
-                <w:szCs w:val="18"/>
-                <w:lang w:val="es-CO"/>
-              </w:rPr>
-            </w:pPr>
+            <w:r>
+              <w:t>{equipo_instalado_2_serial}</w:t>
+            </w:r>
           </w:p>
         </w:tc>
         <w:tc>
@@ -1154,15 +1092,9 @@
             <w:tcW w:w="2384" w:type="dxa"/>
           </w:tcPr>
           <w:p>
-            <w:pPr>
-              <w:rPr>
-                <w:rFonts w:asciiTheme="minorHAnsi" w:hAnsiTheme="minorHAnsi" w:cstheme="minorHAnsi"/>
-                <w:b/>
-                <w:sz w:val="18"/>
-                <w:szCs w:val="18"/>
-                <w:lang w:val="es-CO"/>
-              </w:rPr>
-            </w:pPr>
+            <w:r>
+              <w:t>{equipo_instalado_2_placa}</w:t>
+            </w:r>
           </w:p>
         </w:tc>
       </w:tr>
@@ -1172,15 +1104,9 @@
             <w:tcW w:w="1689" w:type="dxa"/>
           </w:tcPr>
           <w:p>
-            <w:pPr>
-              <w:rPr>
-                <w:rFonts w:asciiTheme="minorHAnsi" w:hAnsiTheme="minorHAnsi" w:cstheme="minorHAnsi"/>
-                <w:b/>
-                <w:sz w:val="18"/>
-                <w:szCs w:val="18"/>
-                <w:lang w:val="es-CO"/>
-              </w:rPr>
-            </w:pPr>
+            <w:r>
+              <w:t>{equipo_instalado_3_tipo}</w:t>
+            </w:r>
           </w:p>
         </w:tc>
         <w:tc>
@@ -1188,15 +1114,9 @@
             <w:tcW w:w="1113" w:type="dxa"/>
           </w:tcPr>
           <w:p>
-            <w:pPr>
-              <w:rPr>
-                <w:rFonts w:asciiTheme="minorHAnsi" w:hAnsiTheme="minorHAnsi" w:cstheme="minorHAnsi"/>
-                <w:b/>
-                <w:sz w:val="18"/>
-                <w:szCs w:val="18"/>
-                <w:lang w:val="es-CO"/>
-              </w:rPr>
-            </w:pPr>
+            <w:r>
+              <w:t>{equipo_instalado_3_marca}</w:t>
+            </w:r>
           </w:p>
         </w:tc>
         <w:tc>
@@ -1204,15 +1124,9 @@
             <w:tcW w:w="1559" w:type="dxa"/>
           </w:tcPr>
           <w:p>
-            <w:pPr>
-              <w:rPr>
-                <w:rFonts w:asciiTheme="minorHAnsi" w:hAnsiTheme="minorHAnsi" w:cstheme="minorHAnsi"/>
-                <w:b/>
-                <w:sz w:val="18"/>
-                <w:szCs w:val="18"/>
-                <w:lang w:val="es-CO"/>
-              </w:rPr>
-            </w:pPr>
+            <w:r>
+              <w:t>{equipo_instalado_3_modelo}</w:t>
+            </w:r>
           </w:p>
         </w:tc>
         <w:tc>
@@ -1220,15 +1134,9 @@
             <w:tcW w:w="1701" w:type="dxa"/>
           </w:tcPr>
           <w:p>
-            <w:pPr>
-              <w:rPr>
-                <w:rFonts w:asciiTheme="minorHAnsi" w:hAnsiTheme="minorHAnsi" w:cstheme="minorHAnsi"/>
-                <w:b/>
-                <w:sz w:val="18"/>
-                <w:szCs w:val="18"/>
-                <w:lang w:val="es-CO"/>
-              </w:rPr>
-            </w:pPr>
+            <w:r>
+              <w:t>{equipo_instalado_3_serial}</w:t>
+            </w:r>
           </w:p>
         </w:tc>
         <w:tc>
@@ -1236,15 +1144,9 @@
             <w:tcW w:w="2384" w:type="dxa"/>
           </w:tcPr>
           <w:p>
-            <w:pPr>
-              <w:rPr>
-                <w:rFonts w:asciiTheme="minorHAnsi" w:hAnsiTheme="minorHAnsi" w:cstheme="minorHAnsi"/>
-                <w:b/>
-                <w:sz w:val="18"/>
-                <w:szCs w:val="18"/>
-                <w:lang w:val="es-CO"/>
-              </w:rPr>
-            </w:pPr>
+            <w:r>
+              <w:t>{equipo_instalado_3_placa}</w:t>
+            </w:r>
           </w:p>
         </w:tc>
       </w:tr>
@@ -1254,15 +1156,9 @@
             <w:tcW w:w="1689" w:type="dxa"/>
           </w:tcPr>
           <w:p>
-            <w:pPr>
-              <w:rPr>
-                <w:rFonts w:asciiTheme="minorHAnsi" w:hAnsiTheme="minorHAnsi" w:cstheme="minorHAnsi"/>
-                <w:b/>
-                <w:sz w:val="18"/>
-                <w:szCs w:val="18"/>
-                <w:lang w:val="es-CO"/>
-              </w:rPr>
-            </w:pPr>
+            <w:r>
+              <w:t>{equipo_instalado_4_tipo}</w:t>
+            </w:r>
           </w:p>
         </w:tc>
         <w:tc>
@@ -1270,15 +1166,9 @@
             <w:tcW w:w="1113" w:type="dxa"/>
           </w:tcPr>
           <w:p>
-            <w:pPr>
-              <w:rPr>
-                <w:rFonts w:asciiTheme="minorHAnsi" w:hAnsiTheme="minorHAnsi" w:cstheme="minorHAnsi"/>
-                <w:b/>
-                <w:sz w:val="18"/>
-                <w:szCs w:val="18"/>
-                <w:lang w:val="es-CO"/>
-              </w:rPr>
-            </w:pPr>
+            <w:r>
+              <w:t>{equipo_instalado_4_marca}</w:t>
+            </w:r>
           </w:p>
         </w:tc>
         <w:tc>
@@ -1286,15 +1176,9 @@
             <w:tcW w:w="1559" w:type="dxa"/>
           </w:tcPr>
           <w:p>
-            <w:pPr>
-              <w:rPr>
-                <w:rFonts w:asciiTheme="minorHAnsi" w:hAnsiTheme="minorHAnsi" w:cstheme="minorHAnsi"/>
-                <w:b/>
-                <w:sz w:val="18"/>
-                <w:szCs w:val="18"/>
-                <w:lang w:val="es-CO"/>
-              </w:rPr>
-            </w:pPr>
+            <w:r>
+              <w:t>{equipo_instalado_4_modelo}</w:t>
+            </w:r>
           </w:p>
         </w:tc>
         <w:tc>
@@ -1302,15 +1186,9 @@
             <w:tcW w:w="1701" w:type="dxa"/>
           </w:tcPr>
           <w:p>
-            <w:pPr>
-              <w:rPr>
-                <w:rFonts w:asciiTheme="minorHAnsi" w:hAnsiTheme="minorHAnsi" w:cstheme="minorHAnsi"/>
-                <w:b/>
-                <w:sz w:val="18"/>
-                <w:szCs w:val="18"/>
-                <w:lang w:val="es-CO"/>
-              </w:rPr>
-            </w:pPr>
+            <w:r>
+              <w:t>{equipo_instalado_4_serial}</w:t>
+            </w:r>
           </w:p>
         </w:tc>
         <w:tc>
@@ -1318,15 +1196,9 @@
             <w:tcW w:w="2384" w:type="dxa"/>
           </w:tcPr>
           <w:p>
-            <w:pPr>
-              <w:rPr>
-                <w:rFonts w:asciiTheme="minorHAnsi" w:hAnsiTheme="minorHAnsi" w:cstheme="minorHAnsi"/>
-                <w:b/>
-                <w:sz w:val="18"/>
-                <w:szCs w:val="18"/>
-                <w:lang w:val="es-CO"/>
-              </w:rPr>
-            </w:pPr>
+            <w:r>
+              <w:t>{equipo_instalado_4_placa}</w:t>
+            </w:r>
           </w:p>
         </w:tc>
       </w:tr>
@@ -1545,15 +1417,9 @@
             <w:tcW w:w="1689" w:type="dxa"/>
           </w:tcPr>
           <w:p>
-            <w:pPr>
-              <w:rPr>
-                <w:rFonts w:asciiTheme="minorHAnsi" w:hAnsiTheme="minorHAnsi" w:cstheme="minorHAnsi"/>
-                <w:b/>
-                <w:sz w:val="18"/>
-                <w:szCs w:val="18"/>
-                <w:lang w:val="es-CO"/>
-              </w:rPr>
-            </w:pPr>
+            <w:r>
+              <w:t>{equipo_desinstalado_1_tipo}</w:t>
+            </w:r>
           </w:p>
         </w:tc>
         <w:tc>
@@ -1561,15 +1427,9 @@
             <w:tcW w:w="1113" w:type="dxa"/>
           </w:tcPr>
           <w:p>
-            <w:pPr>
-              <w:rPr>
-                <w:rFonts w:asciiTheme="minorHAnsi" w:hAnsiTheme="minorHAnsi" w:cstheme="minorHAnsi"/>
-                <w:b/>
-                <w:sz w:val="18"/>
-                <w:szCs w:val="18"/>
-                <w:lang w:val="es-CO"/>
-              </w:rPr>
-            </w:pPr>
+            <w:r>
+              <w:t>{equipo_desinstalado_1_marca}</w:t>
+            </w:r>
           </w:p>
         </w:tc>
         <w:tc>
@@ -1577,15 +1437,9 @@
             <w:tcW w:w="1559" w:type="dxa"/>
           </w:tcPr>
           <w:p>
-            <w:pPr>
-              <w:rPr>
-                <w:rFonts w:asciiTheme="minorHAnsi" w:hAnsiTheme="minorHAnsi" w:cstheme="minorHAnsi"/>
-                <w:b/>
-                <w:sz w:val="18"/>
-                <w:szCs w:val="18"/>
-                <w:lang w:val="es-CO"/>
-              </w:rPr>
-            </w:pPr>
+            <w:r>
+              <w:t>{equipo_desinstalado_1_modelo}</w:t>
+            </w:r>
           </w:p>
         </w:tc>
         <w:tc>
@@ -1593,15 +1447,9 @@
             <w:tcW w:w="1701" w:type="dxa"/>
           </w:tcPr>
           <w:p>
-            <w:pPr>
-              <w:rPr>
-                <w:rFonts w:asciiTheme="minorHAnsi" w:hAnsiTheme="minorHAnsi" w:cstheme="minorHAnsi"/>
-                <w:b/>
-                <w:sz w:val="18"/>
-                <w:szCs w:val="18"/>
-                <w:lang w:val="es-CO"/>
-              </w:rPr>
-            </w:pPr>
+            <w:r>
+              <w:t>{equipo_desinstalado_1_serial}</w:t>
+            </w:r>
           </w:p>
         </w:tc>
         <w:tc>
@@ -1609,15 +1457,9 @@
             <w:tcW w:w="2384" w:type="dxa"/>
           </w:tcPr>
           <w:p>
-            <w:pPr>
-              <w:rPr>
-                <w:rFonts w:asciiTheme="minorHAnsi" w:hAnsiTheme="minorHAnsi" w:cstheme="minorHAnsi"/>
-                <w:b/>
-                <w:sz w:val="18"/>
-                <w:szCs w:val="18"/>
-                <w:lang w:val="es-CO"/>
-              </w:rPr>
-            </w:pPr>
+            <w:r>
+              <w:t>{equipo_desinstalado_1_placa}</w:t>
+            </w:r>
           </w:p>
         </w:tc>
       </w:tr>
@@ -1627,15 +1469,9 @@
             <w:tcW w:w="1689" w:type="dxa"/>
           </w:tcPr>
           <w:p>
-            <w:pPr>
-              <w:rPr>
-                <w:rFonts w:asciiTheme="minorHAnsi" w:hAnsiTheme="minorHAnsi" w:cstheme="minorHAnsi"/>
-                <w:b/>
-                <w:sz w:val="18"/>
-                <w:szCs w:val="18"/>
-                <w:lang w:val="es-CO"/>
-              </w:rPr>
-            </w:pPr>
+            <w:r>
+              <w:t>{equipo_desinstalado_2_tipo}</w:t>
+            </w:r>
           </w:p>
         </w:tc>
         <w:tc>
@@ -1643,15 +1479,9 @@
             <w:tcW w:w="1113" w:type="dxa"/>
           </w:tcPr>
           <w:p>
-            <w:pPr>
-              <w:rPr>
-                <w:rFonts w:asciiTheme="minorHAnsi" w:hAnsiTheme="minorHAnsi" w:cstheme="minorHAnsi"/>
-                <w:b/>
-                <w:sz w:val="18"/>
-                <w:szCs w:val="18"/>
-                <w:lang w:val="es-CO"/>
-              </w:rPr>
-            </w:pPr>
+            <w:r>
+              <w:t>{equipo_desinstalado_2_marca}</w:t>
+            </w:r>
           </w:p>
         </w:tc>
         <w:tc>
@@ -1659,15 +1489,9 @@
             <w:tcW w:w="1559" w:type="dxa"/>
           </w:tcPr>
           <w:p>
-            <w:pPr>
-              <w:rPr>
-                <w:rFonts w:asciiTheme="minorHAnsi" w:hAnsiTheme="minorHAnsi" w:cstheme="minorHAnsi"/>
-                <w:b/>
-                <w:sz w:val="18"/>
-                <w:szCs w:val="18"/>
-                <w:lang w:val="es-CO"/>
-              </w:rPr>
-            </w:pPr>
+            <w:r>
+              <w:t>{equipo_desinstalado_2_modelo}</w:t>
+            </w:r>
           </w:p>
         </w:tc>
         <w:tc>
@@ -1675,15 +1499,9 @@
             <w:tcW w:w="1701" w:type="dxa"/>
           </w:tcPr>
           <w:p>
-            <w:pPr>
-              <w:rPr>
-                <w:rFonts w:asciiTheme="minorHAnsi" w:hAnsiTheme="minorHAnsi" w:cstheme="minorHAnsi"/>
-                <w:b/>
-                <w:sz w:val="18"/>
-                <w:szCs w:val="18"/>
-                <w:lang w:val="es-CO"/>
-              </w:rPr>
-            </w:pPr>
+            <w:r>
+              <w:t>{equipo_desinstalado_2_serial}</w:t>
+            </w:r>
           </w:p>
         </w:tc>
         <w:tc>
@@ -1691,15 +1509,9 @@
             <w:tcW w:w="2384" w:type="dxa"/>
           </w:tcPr>
           <w:p>
-            <w:pPr>
-              <w:rPr>
-                <w:rFonts w:asciiTheme="minorHAnsi" w:hAnsiTheme="minorHAnsi" w:cstheme="minorHAnsi"/>
-                <w:b/>
-                <w:sz w:val="18"/>
-                <w:szCs w:val="18"/>
-                <w:lang w:val="es-CO"/>
-              </w:rPr>
-            </w:pPr>
+            <w:r>
+              <w:t>{equipo_desinstalado_2_placa}</w:t>
+            </w:r>
           </w:p>
         </w:tc>
       </w:tr>
@@ -1709,15 +1521,9 @@
             <w:tcW w:w="1689" w:type="dxa"/>
           </w:tcPr>
           <w:p>
-            <w:pPr>
-              <w:rPr>
-                <w:rFonts w:asciiTheme="minorHAnsi" w:hAnsiTheme="minorHAnsi" w:cstheme="minorHAnsi"/>
-                <w:b/>
-                <w:sz w:val="18"/>
-                <w:szCs w:val="18"/>
-                <w:lang w:val="es-CO"/>
-              </w:rPr>
-            </w:pPr>
+            <w:r>
+              <w:t>{equipo_desinstalado_3_tipo}</w:t>
+            </w:r>
           </w:p>
         </w:tc>
         <w:tc>
@@ -1725,15 +1531,9 @@
             <w:tcW w:w="1113" w:type="dxa"/>
           </w:tcPr>
           <w:p>
-            <w:pPr>
-              <w:rPr>
-                <w:rFonts w:asciiTheme="minorHAnsi" w:hAnsiTheme="minorHAnsi" w:cstheme="minorHAnsi"/>
-                <w:b/>
-                <w:sz w:val="18"/>
-                <w:szCs w:val="18"/>
-                <w:lang w:val="es-CO"/>
-              </w:rPr>
-            </w:pPr>
+            <w:r>
+              <w:t>{equipo_desinstalado_3_marca}</w:t>
+            </w:r>
           </w:p>
         </w:tc>
         <w:tc>
@@ -1741,15 +1541,9 @@
             <w:tcW w:w="1559" w:type="dxa"/>
           </w:tcPr>
           <w:p>
-            <w:pPr>
-              <w:rPr>
-                <w:rFonts w:asciiTheme="minorHAnsi" w:hAnsiTheme="minorHAnsi" w:cstheme="minorHAnsi"/>
-                <w:b/>
-                <w:sz w:val="18"/>
-                <w:szCs w:val="18"/>
-                <w:lang w:val="es-CO"/>
-              </w:rPr>
-            </w:pPr>
+            <w:r>
+              <w:t>{equipo_desinstalado_3_modelo}</w:t>
+            </w:r>
           </w:p>
         </w:tc>
         <w:tc>
@@ -1757,15 +1551,9 @@
             <w:tcW w:w="1701" w:type="dxa"/>
           </w:tcPr>
           <w:p>
-            <w:pPr>
-              <w:rPr>
-                <w:rFonts w:asciiTheme="minorHAnsi" w:hAnsiTheme="minorHAnsi" w:cstheme="minorHAnsi"/>
-                <w:b/>
-                <w:sz w:val="18"/>
-                <w:szCs w:val="18"/>
-                <w:lang w:val="es-CO"/>
-              </w:rPr>
-            </w:pPr>
+            <w:r>
+              <w:t>{equipo_desinstalado_3_serial}</w:t>
+            </w:r>
           </w:p>
         </w:tc>
         <w:tc>
@@ -1773,15 +1561,9 @@
             <w:tcW w:w="2384" w:type="dxa"/>
           </w:tcPr>
           <w:p>
-            <w:pPr>
-              <w:rPr>
-                <w:rFonts w:asciiTheme="minorHAnsi" w:hAnsiTheme="minorHAnsi" w:cstheme="minorHAnsi"/>
-                <w:b/>
-                <w:sz w:val="18"/>
-                <w:szCs w:val="18"/>
-                <w:lang w:val="es-CO"/>
-              </w:rPr>
-            </w:pPr>
+            <w:r>
+              <w:t>{equipo_desinstalado_3_placa}</w:t>
+            </w:r>
           </w:p>
         </w:tc>
       </w:tr>
@@ -1791,15 +1573,9 @@
             <w:tcW w:w="1689" w:type="dxa"/>
           </w:tcPr>
           <w:p>
-            <w:pPr>
-              <w:rPr>
-                <w:rFonts w:asciiTheme="minorHAnsi" w:hAnsiTheme="minorHAnsi" w:cstheme="minorHAnsi"/>
-                <w:b/>
-                <w:sz w:val="18"/>
-                <w:szCs w:val="18"/>
-                <w:lang w:val="es-CO"/>
-              </w:rPr>
-            </w:pPr>
+            <w:r>
+              <w:t>{equipo_desinstalado_4_tipo}</w:t>
+            </w:r>
           </w:p>
         </w:tc>
         <w:tc>
@@ -1807,15 +1583,9 @@
             <w:tcW w:w="1113" w:type="dxa"/>
           </w:tcPr>
           <w:p>
-            <w:pPr>
-              <w:rPr>
-                <w:rFonts w:asciiTheme="minorHAnsi" w:hAnsiTheme="minorHAnsi" w:cstheme="minorHAnsi"/>
-                <w:b/>
-                <w:sz w:val="18"/>
-                <w:szCs w:val="18"/>
-                <w:lang w:val="es-CO"/>
-              </w:rPr>
-            </w:pPr>
+            <w:r>
+              <w:t>{equipo_desinstalado_4_marca}</w:t>
+            </w:r>
           </w:p>
         </w:tc>
         <w:tc>
@@ -1823,15 +1593,9 @@
             <w:tcW w:w="1559" w:type="dxa"/>
           </w:tcPr>
           <w:p>
-            <w:pPr>
-              <w:rPr>
-                <w:rFonts w:asciiTheme="minorHAnsi" w:hAnsiTheme="minorHAnsi" w:cstheme="minorHAnsi"/>
-                <w:b/>
-                <w:sz w:val="18"/>
-                <w:szCs w:val="18"/>
-                <w:lang w:val="es-CO"/>
-              </w:rPr>
-            </w:pPr>
+            <w:r>
+              <w:t>{equipo_desinstalado_4_modelo}</w:t>
+            </w:r>
           </w:p>
         </w:tc>
         <w:tc>
@@ -1839,15 +1603,9 @@
             <w:tcW w:w="1701" w:type="dxa"/>
           </w:tcPr>
           <w:p>
-            <w:pPr>
-              <w:rPr>
-                <w:rFonts w:asciiTheme="minorHAnsi" w:hAnsiTheme="minorHAnsi" w:cstheme="minorHAnsi"/>
-                <w:b/>
-                <w:sz w:val="18"/>
-                <w:szCs w:val="18"/>
-                <w:lang w:val="es-CO"/>
-              </w:rPr>
-            </w:pPr>
+            <w:r>
+              <w:t>{equipo_desinstalado_4_serial}</w:t>
+            </w:r>
           </w:p>
         </w:tc>
         <w:tc>
@@ -1855,15 +1613,9 @@
             <w:tcW w:w="2384" w:type="dxa"/>
           </w:tcPr>
           <w:p>
-            <w:pPr>
-              <w:rPr>
-                <w:rFonts w:asciiTheme="minorHAnsi" w:hAnsiTheme="minorHAnsi" w:cstheme="minorHAnsi"/>
-                <w:b/>
-                <w:sz w:val="18"/>
-                <w:szCs w:val="18"/>
-                <w:lang w:val="es-CO"/>
-              </w:rPr>
-            </w:pPr>
+            <w:r>
+              <w:t>{equipo_desinstalado_4_placa}</w:t>
+            </w:r>
           </w:p>
         </w:tc>
       </w:tr>
@@ -1933,6 +1685,8 @@
           <w:lang w:val="es-CO"/>
         </w:rPr>
         <w:t>Foto antes de la instalación (400x300 pixeles).</w:t>
+        <w:br/>
+        <w:t>{foto_antes_instalacion}</w:t>
       </w:r>
     </w:p>
     <w:p>
@@ -2034,31 +1788,30 @@
           <w:b/>
           <w:lang w:val="es-CO"/>
         </w:rPr>
-        <w:t>Foto después de la Instalación</w:t>
-      </w:r>
-      <w:r>
-        <w:rPr>
-          <w:rFonts w:ascii="Arial" w:hAnsi="Arial" w:cs="Arial"/>
-          <w:b/>
-          <w:lang w:val="es-CO"/>
-        </w:rPr>
-        <w:t xml:space="preserve">, debe incluir UM </w:t>
-      </w:r>
-      <w:r>
-        <w:rPr>
-          <w:rFonts w:ascii="Arial" w:hAnsi="Arial" w:cs="Arial"/>
-          <w:b/>
-          <w:lang w:val="es-CO"/>
-        </w:rPr>
-        <w:t>(Claro o Tercero)</w:t>
-      </w:r>
-      <w:r>
-        <w:rPr>
-          <w:rFonts w:ascii="Arial" w:hAnsi="Arial" w:cs="Arial"/>
-          <w:b/>
-          <w:lang w:val="es-CO"/>
-        </w:rPr>
-        <w:t xml:space="preserve"> (400x300 pixeles).</w:t>
+        <w:t>Foto después de la Instalación, debe incluir UM (Claro o Tercero) (400x300 pixeles).</w:t>
+        <w:br/>
+        <w:t>{foto_despues_instalacion}</w:t>
+      </w:r>
+      <w:r>
+        <w:rPr>
+          <w:rFonts w:ascii="Arial" w:hAnsi="Arial" w:cs="Arial"/>
+          <w:b/>
+          <w:lang w:val="es-CO"/>
+        </w:rPr>
+      </w:r>
+      <w:r>
+        <w:rPr>
+          <w:rFonts w:ascii="Arial" w:hAnsi="Arial" w:cs="Arial"/>
+          <w:b/>
+          <w:lang w:val="es-CO"/>
+        </w:rPr>
+      </w:r>
+      <w:r>
+        <w:rPr>
+          <w:rFonts w:ascii="Arial" w:hAnsi="Arial" w:cs="Arial"/>
+          <w:b/>
+          <w:lang w:val="es-CO"/>
+        </w:rPr>
       </w:r>
     </w:p>
     <w:p>
@@ -2188,40 +1941,37 @@
           <w:b/>
           <w:lang w:val="es-CO"/>
         </w:rPr>
-        <w:lastRenderedPageBreak/>
-        <w:t>Foto marquillas</w:t>
-      </w:r>
-      <w:r>
-        <w:rPr>
-          <w:rFonts w:ascii="Arial" w:hAnsi="Arial" w:cs="Arial"/>
-          <w:b/>
-          <w:lang w:val="es-CO"/>
-        </w:rPr>
-        <w:t xml:space="preserve"> completas (</w:t>
-      </w:r>
-      <w:r>
-        <w:rPr>
-          <w:rFonts w:ascii="Arial" w:hAnsi="Arial" w:cs="Arial"/>
-          <w:b/>
-          <w:lang w:val="es-CO"/>
-        </w:rPr>
-        <w:t>Cables y Equipos</w:t>
-      </w:r>
-      <w:r>
-        <w:rPr>
-          <w:rFonts w:ascii="Arial" w:hAnsi="Arial" w:cs="Arial"/>
-          <w:b/>
-          <w:lang w:val="es-CO"/>
-        </w:rPr>
-        <w:t>)</w:t>
-      </w:r>
-      <w:r>
-        <w:rPr>
-          <w:rFonts w:ascii="Arial" w:hAnsi="Arial" w:cs="Arial"/>
-          <w:b/>
-          <w:lang w:val="es-CO"/>
-        </w:rPr>
-        <w:t xml:space="preserve"> (400x300 pixeles).</w:t>
+        <w:t>Foto marquillas completas (Cables y Equipos) (400x300 pixeles).</w:t>
+        <w:br/>
+        <w:t>{foto_marquillas}</w:t>
+      </w:r>
+      <w:r>
+        <w:rPr>
+          <w:rFonts w:ascii="Arial" w:hAnsi="Arial" w:cs="Arial"/>
+          <w:b/>
+          <w:lang w:val="es-CO"/>
+        </w:rPr>
+      </w:r>
+      <w:r>
+        <w:rPr>
+          <w:rFonts w:ascii="Arial" w:hAnsi="Arial" w:cs="Arial"/>
+          <w:b/>
+          <w:lang w:val="es-CO"/>
+        </w:rPr>
+      </w:r>
+      <w:r>
+        <w:rPr>
+          <w:rFonts w:ascii="Arial" w:hAnsi="Arial" w:cs="Arial"/>
+          <w:b/>
+          <w:lang w:val="es-CO"/>
+        </w:rPr>
+      </w:r>
+      <w:r>
+        <w:rPr>
+          <w:rFonts w:ascii="Arial" w:hAnsi="Arial" w:cs="Arial"/>
+          <w:b/>
+          <w:lang w:val="es-CO"/>
+        </w:rPr>
       </w:r>
     </w:p>
     <w:p>
@@ -2323,55 +2073,51 @@
           <w:b/>
           <w:lang w:val="es-CO"/>
         </w:rPr>
-        <w:t xml:space="preserve">Foto tomas </w:t>
-      </w:r>
-      <w:r>
-        <w:rPr>
-          <w:rFonts w:ascii="Arial" w:hAnsi="Arial" w:cs="Arial"/>
-          <w:b/>
-          <w:lang w:val="es-CO"/>
-        </w:rPr>
-        <w:t>eléctricas</w:t>
-      </w:r>
-      <w:r>
-        <w:rPr>
-          <w:rFonts w:ascii="Arial" w:hAnsi="Arial" w:cs="Arial"/>
-          <w:b/>
-          <w:lang w:val="es-CO"/>
-        </w:rPr>
-        <w:t xml:space="preserve"> (</w:t>
-      </w:r>
-      <w:r>
-        <w:rPr>
-          <w:rFonts w:ascii="Arial" w:hAnsi="Arial" w:cs="Arial"/>
-          <w:b/>
-          <w:lang w:val="es-CO"/>
-        </w:rPr>
-        <w:t xml:space="preserve">en caso de </w:t>
-      </w:r>
-      <w:r>
-        <w:rPr>
-          <w:rFonts w:ascii="Arial" w:hAnsi="Arial" w:cs="Arial"/>
-          <w:b/>
-          <w:lang w:val="es-CO"/>
-        </w:rPr>
-        <w:t>power-inyector)</w:t>
-      </w:r>
-      <w:r>
-        <w:rPr>
-          <w:rFonts w:ascii="Arial" w:hAnsi="Arial" w:cs="Arial"/>
-          <w:b/>
-          <w:lang w:val="es-CO"/>
-        </w:rPr>
-        <w:t xml:space="preserve"> (</w:t>
-      </w:r>
-      <w:r>
-        <w:rPr>
-          <w:rFonts w:ascii="Arial" w:hAnsi="Arial" w:cs="Arial"/>
-          <w:b/>
-          <w:lang w:val="es-CO"/>
-        </w:rPr>
-        <w:t>400x300 pixeles).</w:t>
+        <w:t>Foto tomas eléctricas (en caso de power-inyector) (400x300 pixeles).</w:t>
+        <w:br/>
+        <w:t>{foto_tomas_electricas}</w:t>
+      </w:r>
+      <w:r>
+        <w:rPr>
+          <w:rFonts w:ascii="Arial" w:hAnsi="Arial" w:cs="Arial"/>
+          <w:b/>
+          <w:lang w:val="es-CO"/>
+        </w:rPr>
+      </w:r>
+      <w:r>
+        <w:rPr>
+          <w:rFonts w:ascii="Arial" w:hAnsi="Arial" w:cs="Arial"/>
+          <w:b/>
+          <w:lang w:val="es-CO"/>
+        </w:rPr>
+      </w:r>
+      <w:r>
+        <w:rPr>
+          <w:rFonts w:ascii="Arial" w:hAnsi="Arial" w:cs="Arial"/>
+          <w:b/>
+          <w:lang w:val="es-CO"/>
+        </w:rPr>
+      </w:r>
+      <w:r>
+        <w:rPr>
+          <w:rFonts w:ascii="Arial" w:hAnsi="Arial" w:cs="Arial"/>
+          <w:b/>
+          <w:lang w:val="es-CO"/>
+        </w:rPr>
+      </w:r>
+      <w:r>
+        <w:rPr>
+          <w:rFonts w:ascii="Arial" w:hAnsi="Arial" w:cs="Arial"/>
+          <w:b/>
+          <w:lang w:val="es-CO"/>
+        </w:rPr>
+      </w:r>
+      <w:r>
+        <w:rPr>
+          <w:rFonts w:ascii="Arial" w:hAnsi="Arial" w:cs="Arial"/>
+          <w:b/>
+          <w:lang w:val="es-CO"/>
+        </w:rPr>
       </w:r>
     </w:p>
     <w:p>
@@ -2485,32 +2231,30 @@
           <w:b/>
           <w:lang w:val="es-CO"/>
         </w:rPr>
-        <w:lastRenderedPageBreak/>
-        <w:t>Foto Voltaje [Relación Neutro-Tierra]</w:t>
-      </w:r>
-      <w:r>
-        <w:rPr>
-          <w:rFonts w:ascii="Arial" w:hAnsi="Arial" w:cs="Arial"/>
-          <w:b/>
-          <w:lang w:val="es-CO"/>
-        </w:rPr>
-        <w:t xml:space="preserve"> (en caso de power-inyector)</w:t>
-      </w:r>
-      <w:r>
-        <w:rPr>
-          <w:rFonts w:ascii="Arial" w:hAnsi="Arial" w:cs="Arial"/>
-          <w:b/>
-          <w:lang w:val="es-CO"/>
-        </w:rPr>
-        <w:t xml:space="preserve"> </w:t>
-      </w:r>
-      <w:r>
-        <w:rPr>
-          <w:rFonts w:ascii="Arial" w:hAnsi="Arial" w:cs="Arial"/>
-          <w:b/>
-          <w:lang w:val="es-CO"/>
-        </w:rPr>
-        <w:t xml:space="preserve"> (400x300 pixeles).</w:t>
+        <w:t>Foto Voltaje [Relación Neutro-Tierra] (en caso de power-inyector)  (400x300 pixeles).</w:t>
+        <w:br/>
+        <w:t>{foto_voltaje}</w:t>
+      </w:r>
+      <w:r>
+        <w:rPr>
+          <w:rFonts w:ascii="Arial" w:hAnsi="Arial" w:cs="Arial"/>
+          <w:b/>
+          <w:lang w:val="es-CO"/>
+        </w:rPr>
+      </w:r>
+      <w:r>
+        <w:rPr>
+          <w:rFonts w:ascii="Arial" w:hAnsi="Arial" w:cs="Arial"/>
+          <w:b/>
+          <w:lang w:val="es-CO"/>
+        </w:rPr>
+      </w:r>
+      <w:r>
+        <w:rPr>
+          <w:rFonts w:ascii="Arial" w:hAnsi="Arial" w:cs="Arial"/>
+          <w:b/>
+          <w:lang w:val="es-CO"/>
+        </w:rPr>
       </w:r>
     </w:p>
     <w:p>
@@ -2613,31 +2357,30 @@
           <w:b/>
           <w:lang w:val="es-CO"/>
         </w:rPr>
-        <w:t xml:space="preserve">Foto de </w:t>
-      </w:r>
-      <w:r>
-        <w:rPr>
-          <w:rFonts w:ascii="Arial" w:hAnsi="Arial" w:cs="Arial"/>
-          <w:b/>
-          <w:lang w:val="es-CO"/>
-        </w:rPr>
-        <w:t>la controladora</w:t>
-      </w:r>
-      <w:r>
-        <w:rPr>
-          <w:rFonts w:ascii="Arial" w:hAnsi="Arial" w:cs="Arial"/>
-          <w:b/>
-          <w:lang w:val="es-CO"/>
-        </w:rPr>
-        <w:t xml:space="preserve"> </w:t>
-      </w:r>
-      <w:r>
-        <w:rPr>
-          <w:rFonts w:ascii="Arial" w:hAnsi="Arial" w:cs="Arial"/>
-          <w:b/>
-          <w:lang w:val="es-CO"/>
-        </w:rPr>
-        <w:t>en caso que aplique</w:t>
+        <w:t>Foto de la controladora en caso que aplique</w:t>
+        <w:br/>
+        <w:t>{foto_controladora}</w:t>
+      </w:r>
+      <w:r>
+        <w:rPr>
+          <w:rFonts w:ascii="Arial" w:hAnsi="Arial" w:cs="Arial"/>
+          <w:b/>
+          <w:lang w:val="es-CO"/>
+        </w:rPr>
+      </w:r>
+      <w:r>
+        <w:rPr>
+          <w:rFonts w:ascii="Arial" w:hAnsi="Arial" w:cs="Arial"/>
+          <w:b/>
+          <w:lang w:val="es-CO"/>
+        </w:rPr>
+      </w:r>
+      <w:r>
+        <w:rPr>
+          <w:rFonts w:ascii="Arial" w:hAnsi="Arial" w:cs="Arial"/>
+          <w:b/>
+          <w:lang w:val="es-CO"/>
+        </w:rPr>
       </w:r>
     </w:p>
     <w:p>
@@ -2849,6 +2592,8 @@
           <w:lang w:val="es-CO"/>
         </w:rPr>
         <w:t>Verificación IP</w:t>
+        <w:br/>
+        <w:t>{wlc_verificacion_ip}</w:t>
       </w:r>
     </w:p>
     <w:p>
@@ -2951,7 +2696,9 @@
           <w:b/>
           <w:lang w:val="en-US"/>
         </w:rPr>
-        <w:t>Verificación Seguridad Wireless</w:t>
+        <w:t xml:space="preserve">Verificación Seguridad Wireless </w:t>
+        <w:br/>
+        <w:t>{wlc_seguridad_wireless}</w:t>
       </w:r>
       <w:r>
         <w:rPr>
@@ -2960,7 +2707,6 @@
           <w:color w:val="A6A6A6" w:themeColor="background1" w:themeShade="A6"/>
           <w:lang w:val="en-US"/>
         </w:rPr>
-        <w:t xml:space="preserve"> </w:t>
       </w:r>
     </w:p>
     <w:p>
@@ -3018,7 +2764,9 @@
           <w:b/>
           <w:lang w:val="es-CO"/>
         </w:rPr>
-        <w:t>Verificación de Roaming</w:t>
+        <w:t xml:space="preserve">Verificación de Roaming </w:t>
+        <w:br/>
+        <w:t>{wlc_roaming_rrm}</w:t>
       </w:r>
       <w:r>
         <w:rPr>
@@ -3027,7 +2775,6 @@
           <w:color w:val="A6A6A6" w:themeColor="background1" w:themeShade="A6"/>
           <w:lang w:val="en-US"/>
         </w:rPr>
-        <w:t xml:space="preserve"> </w:t>
       </w:r>
     </w:p>
     <w:p>
@@ -3083,7 +2830,9 @@
           <w:b/>
           <w:lang w:val="es-CO"/>
         </w:rPr>
-        <w:t>Verificación cubrimiento cliente roaming</w:t>
+        <w:t xml:space="preserve">Verificación cubrimiento cliente roaming </w:t>
+        <w:br/>
+        <w:t>{wlc_cubrimiento_roaming}</w:t>
       </w:r>
       <w:r>
         <w:rPr>
@@ -3092,7 +2841,6 @@
           <w:color w:val="A6A6A6" w:themeColor="background1" w:themeShade="A6"/>
           <w:lang w:val="en-US"/>
         </w:rPr>
-        <w:t xml:space="preserve"> </w:t>
       </w:r>
     </w:p>
     <w:p>
@@ -3148,39 +2896,37 @@
           <w:b/>
           <w:lang w:val="es-CO"/>
         </w:rPr>
-        <w:t>Site</w:t>
-      </w:r>
-      <w:r>
-        <w:rPr>
-          <w:rFonts w:ascii="Arial" w:hAnsi="Arial" w:cs="Arial"/>
-          <w:b/>
-          <w:lang w:val="es-CO"/>
-        </w:rPr>
-        <w:t xml:space="preserve"> </w:t>
-      </w:r>
-      <w:r>
-        <w:rPr>
-          <w:rFonts w:ascii="Arial" w:hAnsi="Arial" w:cs="Arial"/>
-          <w:b/>
-          <w:lang w:val="es-CO"/>
-        </w:rPr>
-        <w:t>Survey</w:t>
-      </w:r>
-      <w:r>
-        <w:rPr>
-          <w:rFonts w:ascii="Arial" w:hAnsi="Arial" w:cs="Arial"/>
-          <w:b/>
-          <w:lang w:val="es-CO"/>
-        </w:rPr>
-        <w:t xml:space="preserve"> post </w:t>
-      </w:r>
-      <w:r>
-        <w:rPr>
-          <w:rFonts w:ascii="Arial" w:hAnsi="Arial" w:cs="Arial"/>
-          <w:b/>
-          <w:lang w:val="es-CO"/>
-        </w:rPr>
-        <w:t>instalación</w:t>
+        <w:t>Site Survey post instalación</w:t>
+        <w:br/>
+        <w:t>{site_survey_post_instalacion}</w:t>
+      </w:r>
+      <w:r>
+        <w:rPr>
+          <w:rFonts w:ascii="Arial" w:hAnsi="Arial" w:cs="Arial"/>
+          <w:b/>
+          <w:lang w:val="es-CO"/>
+        </w:rPr>
+      </w:r>
+      <w:r>
+        <w:rPr>
+          <w:rFonts w:ascii="Arial" w:hAnsi="Arial" w:cs="Arial"/>
+          <w:b/>
+          <w:lang w:val="es-CO"/>
+        </w:rPr>
+      </w:r>
+      <w:r>
+        <w:rPr>
+          <w:rFonts w:ascii="Arial" w:hAnsi="Arial" w:cs="Arial"/>
+          <w:b/>
+          <w:lang w:val="es-CO"/>
+        </w:rPr>
+      </w:r>
+      <w:r>
+        <w:rPr>
+          <w:rFonts w:ascii="Arial" w:hAnsi="Arial" w:cs="Arial"/>
+          <w:b/>
+          <w:lang w:val="es-CO"/>
+        </w:rPr>
       </w:r>
     </w:p>
     <w:p>
@@ -3270,6 +3016,8 @@
           <w:lang w:val="en-US"/>
         </w:rPr>
         <w:t>Verificacion Configuracion Aps</w:t>
+        <w:br/>
+        <w:t>{configuracion_aps}</w:t>
       </w:r>
     </w:p>
     <w:p>
@@ -3294,7 +3042,9 @@
           <w:color w:val="A6A6A6" w:themeColor="background1" w:themeShade="A6"/>
           <w:lang w:val="en-US"/>
         </w:rPr>
-        <w:t xml:space="preserve"> </w:t>
+        <w:t xml:space="preserve"> Show Version y Show Startup-config</w:t>
+        <w:br/>
+        <w:t>{show_version_startup_config}</w:t>
       </w:r>
       <w:r>
         <w:rPr>
@@ -3302,7 +3052,6 @@
           <w:b/>
           <w:lang w:val="en-US"/>
         </w:rPr>
-        <w:t>Show Version y Show Startup-config</w:t>
       </w:r>
     </w:p>
     <w:p>
@@ -3326,6 +3075,8 @@
           <w:lang w:val="es-CO"/>
         </w:rPr>
         <w:t>site survey post instalacion</w:t>
+        <w:br/>
+        <w:t>{site_survey_standalone}</w:t>
       </w:r>
     </w:p>
     <w:p>
@@ -3429,6 +3180,8 @@
           <w:lang w:val="en-US"/>
         </w:rPr>
         <w:t>El cliente se autentica?</w:t>
+        <w:br/>
+        <w:t>{cliente_autentica}</w:t>
       </w:r>
     </w:p>
     <w:p>
@@ -3474,6 +3227,8 @@
           <w:lang w:val="en-US"/>
         </w:rPr>
         <w:t>Tipo de seguridad</w:t>
+        <w:br/>
+        <w:t>{tipo_seguridad_wifi}</w:t>
       </w:r>
     </w:p>
     <w:p>
@@ -3519,6 +3274,8 @@
           <w:lang w:val="es-CO"/>
         </w:rPr>
         <w:t>Se autentica utilizando los passwords definidos</w:t>
+        <w:br/>
+        <w:t>{passwords_definidos}</w:t>
       </w:r>
     </w:p>
     <w:p>
@@ -3564,6 +3321,8 @@
           <w:lang w:val="en-US"/>
         </w:rPr>
         <w:t>Se configurar Roaming?</w:t>
+        <w:br/>
+        <w:t>{roaming_configurado}</w:t>
       </w:r>
     </w:p>
     <w:p>
@@ -3609,6 +3368,8 @@
           <w:lang w:val="es-CO"/>
         </w:rPr>
         <w:t>En caso de ser afirmativo el punto anterior cual es el nivel de indicación de potencia de señal recibido RSSI para la transición entre celdas</w:t>
+        <w:br/>
+        <w:t>{rssi_transicion_celdas}</w:t>
       </w:r>
     </w:p>
     <w:p>
@@ -3653,47 +3414,44 @@
           <w:b/>
           <w:lang w:val="es-CO"/>
         </w:rPr>
-        <w:t xml:space="preserve">Se </w:t>
-      </w:r>
-      <w:r>
-        <w:rPr>
-          <w:rFonts w:ascii="Arial" w:hAnsi="Arial" w:cs="Arial"/>
-          <w:b/>
-          <w:lang w:val="es-CO"/>
-        </w:rPr>
-        <w:t>efectúa</w:t>
-      </w:r>
-      <w:r>
-        <w:rPr>
-          <w:rFonts w:ascii="Arial" w:hAnsi="Arial" w:cs="Arial"/>
-          <w:b/>
-          <w:lang w:val="es-CO"/>
-        </w:rPr>
-        <w:t xml:space="preserve"> la transición de clientes entre los </w:t>
-      </w:r>
-      <w:r>
-        <w:rPr>
-          <w:rFonts w:ascii="Arial" w:hAnsi="Arial" w:cs="Arial"/>
-          <w:b/>
-          <w:lang w:val="es-CO"/>
-        </w:rPr>
-        <w:t>diversos</w:t>
-      </w:r>
-      <w:r>
-        <w:rPr>
-          <w:rFonts w:ascii="Arial" w:hAnsi="Arial" w:cs="Arial"/>
-          <w:b/>
-          <w:lang w:val="es-CO"/>
-        </w:rPr>
-        <w:t xml:space="preserve"> </w:t>
-      </w:r>
-      <w:r>
-        <w:rPr>
-          <w:rFonts w:ascii="Arial" w:hAnsi="Arial" w:cs="Arial"/>
-          <w:b/>
-          <w:lang w:val="es-CO"/>
-        </w:rPr>
-        <w:t>APs</w:t>
+        <w:t>Se efectúa la transición de clientes entre los diversos APs</w:t>
+        <w:br/>
+        <w:t>{transicion_clientes_aps}</w:t>
+      </w:r>
+      <w:r>
+        <w:rPr>
+          <w:rFonts w:ascii="Arial" w:hAnsi="Arial" w:cs="Arial"/>
+          <w:b/>
+          <w:lang w:val="es-CO"/>
+        </w:rPr>
+      </w:r>
+      <w:r>
+        <w:rPr>
+          <w:rFonts w:ascii="Arial" w:hAnsi="Arial" w:cs="Arial"/>
+          <w:b/>
+          <w:lang w:val="es-CO"/>
+        </w:rPr>
+      </w:r>
+      <w:r>
+        <w:rPr>
+          <w:rFonts w:ascii="Arial" w:hAnsi="Arial" w:cs="Arial"/>
+          <w:b/>
+          <w:lang w:val="es-CO"/>
+        </w:rPr>
+      </w:r>
+      <w:r>
+        <w:rPr>
+          <w:rFonts w:ascii="Arial" w:hAnsi="Arial" w:cs="Arial"/>
+          <w:b/>
+          <w:lang w:val="es-CO"/>
+        </w:rPr>
+      </w:r>
+      <w:r>
+        <w:rPr>
+          <w:rFonts w:ascii="Arial" w:hAnsi="Arial" w:cs="Arial"/>
+          <w:b/>
+          <w:lang w:val="es-CO"/>
+        </w:rPr>
       </w:r>
     </w:p>
     <w:p>
@@ -3739,6 +3497,8 @@
           <w:lang w:val="en-US"/>
         </w:rPr>
         <w:t>Se incluye VoWIFI</w:t>
+        <w:br/>
+        <w:t>{incluye_vowifi}</w:t>
       </w:r>
     </w:p>
     <w:p>
@@ -3783,23 +3543,23 @@
           <w:b/>
           <w:lang w:val="es-CO"/>
         </w:rPr>
-        <w:t xml:space="preserve">Los teléfonos inalámbricos </w:t>
-      </w:r>
-      <w:r>
-        <w:rPr>
-          <w:rFonts w:ascii="Arial" w:hAnsi="Arial" w:cs="Arial"/>
-          <w:b/>
-          <w:lang w:val="es-CO"/>
-        </w:rPr>
-        <w:t>permanecen con</w:t>
-      </w:r>
-      <w:r>
-        <w:rPr>
-          <w:rFonts w:ascii="Arial" w:hAnsi="Arial" w:cs="Arial"/>
-          <w:b/>
-          <w:lang w:val="es-CO"/>
-        </w:rPr>
-        <w:t>ectados constantemente?</w:t>
+        <w:t>Los teléfonos inalámbricos permanecen conectados constantemente?</w:t>
+        <w:br/>
+        <w:t>{telefonos_inalambricos_conectados}</w:t>
+      </w:r>
+      <w:r>
+        <w:rPr>
+          <w:rFonts w:ascii="Arial" w:hAnsi="Arial" w:cs="Arial"/>
+          <w:b/>
+          <w:lang w:val="es-CO"/>
+        </w:rPr>
+      </w:r>
+      <w:r>
+        <w:rPr>
+          <w:rFonts w:ascii="Arial" w:hAnsi="Arial" w:cs="Arial"/>
+          <w:b/>
+          <w:lang w:val="es-CO"/>
+        </w:rPr>
       </w:r>
     </w:p>
     <w:p>
@@ -3845,6 +3605,8 @@
           <w:lang w:val="es-CO"/>
         </w:rPr>
         <w:t>Indicar la calidad de conexión de VOZ</w:t>
+        <w:br/>
+        <w:t>{calidad_conexion_voz}</w:t>
       </w:r>
     </w:p>
     <w:p>
@@ -3917,6 +3679,8 @@
           <w:lang w:val="es-CO"/>
         </w:rPr>
         <w:t>Que radios fueros habilitados en la red</w:t>
+        <w:br/>
+        <w:t>{radios_habilitados}</w:t>
       </w:r>
     </w:p>
     <w:p>
@@ -3961,15 +3725,16 @@
           <w:b/>
           <w:lang w:val="es-CO"/>
         </w:rPr>
-        <w:t>En caso que la controladora cuente con redundancia hacer desconexión de uno de los puerto</w:t>
-      </w:r>
-      <w:r>
-        <w:rPr>
-          <w:rFonts w:ascii="Arial" w:hAnsi="Arial" w:cs="Arial"/>
-          <w:b/>
-          <w:lang w:val="es-CO"/>
-        </w:rPr>
-        <w:t>s que conforman el etherchannel y observar el comportamiento de la red.</w:t>
+        <w:t>En caso que la controladora cuente con redundancia hacer desconexión de uno de los puertos que conforman el etherchannel y observar el comportamiento de la red.</w:t>
+        <w:br/>
+        <w:t>{prueba_redundancia_controladora}</w:t>
+      </w:r>
+      <w:r>
+        <w:rPr>
+          <w:rFonts w:ascii="Arial" w:hAnsi="Arial" w:cs="Arial"/>
+          <w:b/>
+          <w:lang w:val="es-CO"/>
+        </w:rPr>
       </w:r>
     </w:p>
     <w:p>
@@ -4114,17 +3879,9 @@
             <w:vAlign w:val="center"/>
           </w:tcPr>
           <w:p>
-            <w:pPr>
-              <w:jc w:val="center"/>
-              <w:rPr>
-                <w:rFonts w:ascii="Arial" w:hAnsi="Arial" w:cs="Arial"/>
-                <w:b/>
-                <w:bCs/>
-                <w:sz w:val="18"/>
-                <w:szCs w:val="18"/>
-                <w:lang w:val="en-US"/>
-              </w:rPr>
-            </w:pPr>
+            <w:r>
+              <w:t>{equipos_cliente_conectados_x_si}</w:t>
+            </w:r>
           </w:p>
         </w:tc>
         <w:tc>
@@ -4181,17 +3938,9 @@
             <w:vAlign w:val="center"/>
           </w:tcPr>
           <w:p>
-            <w:pPr>
-              <w:jc w:val="center"/>
-              <w:rPr>
-                <w:rFonts w:ascii="Arial" w:hAnsi="Arial" w:cs="Arial"/>
-                <w:b/>
-                <w:bCs/>
-                <w:sz w:val="18"/>
-                <w:szCs w:val="18"/>
-                <w:lang w:val="en-US"/>
-              </w:rPr>
-            </w:pPr>
+            <w:r>
+              <w:t>{equipos_cliente_conectados_x_no}</w:t>
+            </w:r>
           </w:p>
         </w:tc>
       </w:tr>
@@ -4323,17 +4072,9 @@
             <w:vAlign w:val="center"/>
           </w:tcPr>
           <w:p>
-            <w:pPr>
-              <w:jc w:val="center"/>
-              <w:rPr>
-                <w:rFonts w:ascii="Arial" w:hAnsi="Arial" w:cs="Arial"/>
-                <w:b/>
-                <w:bCs/>
-                <w:sz w:val="18"/>
-                <w:szCs w:val="18"/>
-                <w:lang w:val="en-US"/>
-              </w:rPr>
-            </w:pPr>
+            <w:r>
+              <w:t>{equipos_configurados_x_si}</w:t>
+            </w:r>
           </w:p>
         </w:tc>
         <w:tc>
@@ -4390,17 +4131,9 @@
             <w:vAlign w:val="center"/>
           </w:tcPr>
           <w:p>
-            <w:pPr>
-              <w:jc w:val="center"/>
-              <w:rPr>
-                <w:rFonts w:ascii="Arial" w:hAnsi="Arial" w:cs="Arial"/>
-                <w:b/>
-                <w:bCs/>
-                <w:sz w:val="18"/>
-                <w:szCs w:val="18"/>
-                <w:lang w:val="en-US"/>
-              </w:rPr>
-            </w:pPr>
+            <w:r>
+              <w:t>{equipos_configurados_x_no}</w:t>
+            </w:r>
           </w:p>
         </w:tc>
       </w:tr>
@@ -4450,6 +4183,8 @@
           <w:lang w:val="es-CO"/>
         </w:rPr>
         <w:t>Observaciones</w:t>
+        <w:br/>
+        <w:t>{conexiones_observaciones}</w:t>
       </w:r>
     </w:p>
     <w:p>
@@ -4853,7 +4588,9 @@
           <w:color w:val="A6A6A6" w:themeColor="background1" w:themeShade="A6"/>
           <w:lang w:val="es-CO"/>
         </w:rPr>
-        <w:t xml:space="preserve">Identificación </w:t>
+        <w:t>Identificación Ubicaciones APs</w:t>
+        <w:br/>
+        <w:t>{diagrama_ubicacion_aps}</w:t>
       </w:r>
       <w:r>
         <w:rPr>
@@ -4862,7 +4599,6 @@
           <w:color w:val="A6A6A6" w:themeColor="background1" w:themeShade="A6"/>
           <w:lang w:val="es-CO"/>
         </w:rPr>
-        <w:t>Ubicaciones APs</w:t>
       </w:r>
     </w:p>
     <w:p>
